--- a/book/livrable1-explication.docx
+++ b/book/livrable1-explication.docx
@@ -910,586 +910,962 @@
           <w:sz w:val="32"/>
           <w:szCs w:val="32"/>
         </w:rPr>
-        <w:t xml:space="preserve">Chapitre 8 : Le kit anti-questions</w:t>
-      </w:r>
-    </w:p>
-    <w:p>
-      <w:pPr>
-        <w:spacing w:after="120" w:line="360"/>
-        <w:jc w:val="both"/>
-      </w:pPr>
-      <w:r>
-        <w:rPr>
-          <w:rFonts w:ascii="Times New Roman" w:cs="Times New Roman" w:eastAsia="Times New Roman" w:hAnsi="Times New Roman"/>
-          <w:b w:val="false"/>
-          <w:bCs w:val="false"/>
-          <w:i w:val="false"/>
-          <w:iCs w:val="false"/>
-          <w:sz w:val="24"/>
-          <w:szCs w:val="24"/>
-        </w:rPr>
-        <w:t xml:space="preserve">Trente questions reviennent presque toujours. Voici les réponses, courtes et calmes. Les citations du jury sont reconstituées dans un langage plausible.</w:t>
-      </w:r>
-    </w:p>
-    <w:p>
-      <w:pPr>
-        <w:spacing w:after="140" w:before="240" w:line="360"/>
-      </w:pPr>
-      <w:r>
-        <w:rPr>
-          <w:rFonts w:ascii="Times New Roman" w:cs="Times New Roman" w:eastAsia="Times New Roman" w:hAnsi="Times New Roman"/>
-          <w:b/>
-          <w:bCs/>
-          <w:sz w:val="26"/>
-          <w:szCs w:val="26"/>
-        </w:rPr>
-        <w:t xml:space="preserve">Sur le contexte et le choix du sujet</w:t>
-      </w:r>
-    </w:p>
-    <w:p>
-      <w:pPr>
-        <w:spacing w:after="120" w:line="360"/>
-        <w:ind w:firstLine="709"/>
-        <w:jc w:val="both"/>
-      </w:pPr>
-      <w:r>
-        <w:rPr>
-          <w:rFonts w:ascii="Times New Roman" w:cs="Times New Roman" w:eastAsia="Times New Roman" w:hAnsi="Times New Roman"/>
-          <w:b w:val="false"/>
-          <w:bCs w:val="false"/>
-          <w:i w:val="false"/>
-          <w:iCs w:val="false"/>
-          <w:sz w:val="24"/>
-          <w:szCs w:val="24"/>
-        </w:rPr>
-        <w:t xml:space="preserve">« Pourquoi ce sujet ? » La direction des systèmes d'information devait arbitrer des configurations d'équipement sans données locales ; le sujet comble ce manque.</w:t>
-      </w:r>
-    </w:p>
-    <w:p>
-      <w:pPr>
-        <w:spacing w:after="120" w:line="360"/>
-        <w:ind w:firstLine="709"/>
-        <w:jc w:val="both"/>
-      </w:pPr>
-      <w:r>
-        <w:rPr>
-          <w:rFonts w:ascii="Times New Roman" w:cs="Times New Roman" w:eastAsia="Times New Roman" w:hAnsi="Times New Roman"/>
-          <w:b w:val="false"/>
-          <w:bCs w:val="false"/>
-          <w:i w:val="false"/>
-          <w:iCs w:val="false"/>
-          <w:sz w:val="24"/>
-          <w:szCs w:val="24"/>
-        </w:rPr>
-        <w:t xml:space="preserve">« Pourquoi pas une étude de satisfaction des utilisateurs ? » Le travail visait une mesure objective et reproductible, pas une enquête déclarative.</w:t>
-      </w:r>
-    </w:p>
-    <w:p>
-      <w:pPr>
-        <w:spacing w:after="120" w:line="360"/>
-        <w:ind w:firstLine="709"/>
-        <w:jc w:val="both"/>
-      </w:pPr>
-      <w:r>
-        <w:rPr>
-          <w:rFonts w:ascii="Times New Roman" w:cs="Times New Roman" w:eastAsia="Times New Roman" w:hAnsi="Times New Roman"/>
-          <w:b w:val="false"/>
-          <w:bCs w:val="false"/>
-          <w:i w:val="false"/>
-          <w:iCs w:val="false"/>
-          <w:sz w:val="24"/>
-          <w:szCs w:val="24"/>
-        </w:rPr>
-        <w:t xml:space="preserve">« Quel est le lien avec la météorologie ? » Les applications météo produisent exactement le trafic mesuré : télémétrie légère et transferts massifs sur les mêmes liens.</w:t>
-      </w:r>
-    </w:p>
-    <w:p>
-      <w:pPr>
-        <w:spacing w:after="140" w:before="240" w:line="360"/>
-      </w:pPr>
-      <w:r>
-        <w:rPr>
-          <w:rFonts w:ascii="Times New Roman" w:cs="Times New Roman" w:eastAsia="Times New Roman" w:hAnsi="Times New Roman"/>
-          <w:b/>
-          <w:bCs/>
-          <w:sz w:val="26"/>
-          <w:szCs w:val="26"/>
-        </w:rPr>
-        <w:t xml:space="preserve">Sur la méthode</w:t>
-      </w:r>
-    </w:p>
-    <w:p>
-      <w:pPr>
-        <w:spacing w:after="120" w:line="360"/>
-        <w:ind w:firstLine="709"/>
-        <w:jc w:val="both"/>
-      </w:pPr>
-      <w:r>
-        <w:rPr>
-          <w:rFonts w:ascii="Times New Roman" w:cs="Times New Roman" w:eastAsia="Times New Roman" w:hAnsi="Times New Roman"/>
-          <w:b w:val="false"/>
-          <w:bCs w:val="false"/>
-          <w:i w:val="false"/>
-          <w:iCs w:val="false"/>
-          <w:sz w:val="24"/>
-          <w:szCs w:val="24"/>
-        </w:rPr>
-        <w:t xml:space="preserve">« Pourquoi quatre profils seulement ? » Ils couvrent les quatre classes de liens réellement utilisées par l'institution ; la calibration par site reste une perspective.</w:t>
-      </w:r>
-    </w:p>
-    <w:p>
-      <w:pPr>
-        <w:spacing w:after="120" w:line="360"/>
-        <w:ind w:firstLine="709"/>
-        <w:jc w:val="both"/>
-      </w:pPr>
-      <w:r>
-        <w:rPr>
-          <w:rFonts w:ascii="Times New Roman" w:cs="Times New Roman" w:eastAsia="Times New Roman" w:hAnsi="Times New Roman"/>
-          <w:b w:val="false"/>
-          <w:bCs w:val="false"/>
-          <w:i w:val="false"/>
-          <w:iCs w:val="false"/>
-          <w:sz w:val="24"/>
-          <w:szCs w:val="24"/>
-        </w:rPr>
-        <w:t xml:space="preserve">« Pourquoi un seul flux de charge ? » Le protocole compare des disciplines sur une charge identique et maîtrisée ; le multiplexage réaliste compliquerait l'attribution des effets.</w:t>
-      </w:r>
-    </w:p>
-    <w:p>
-      <w:pPr>
-        <w:spacing w:after="120" w:line="360"/>
-        <w:ind w:firstLine="709"/>
-        <w:jc w:val="both"/>
-      </w:pPr>
-      <w:r>
-        <w:rPr>
-          <w:rFonts w:ascii="Times New Roman" w:cs="Times New Roman" w:eastAsia="Times New Roman" w:hAnsi="Times New Roman"/>
-          <w:b w:val="false"/>
-          <w:bCs w:val="false"/>
-          <w:i w:val="false"/>
-          <w:iCs w:val="false"/>
-          <w:sz w:val="24"/>
-          <w:szCs w:val="24"/>
-        </w:rPr>
-        <w:t xml:space="preserve">« Les résultats dépendent-ils de votre machine ? » Une porte de qualité vérifie la charge du processeur à chaque événement, et les événements douteux sont mis en quarantaine.</w:t>
-      </w:r>
-    </w:p>
-    <w:p>
-      <w:pPr>
-        <w:spacing w:after="120" w:line="360"/>
-        <w:ind w:firstLine="709"/>
-        <w:jc w:val="both"/>
-      </w:pPr>
-      <w:r>
-        <w:rPr>
-          <w:rFonts w:ascii="Times New Roman" w:cs="Times New Roman" w:eastAsia="Times New Roman" w:hAnsi="Times New Roman"/>
-          <w:b w:val="false"/>
-          <w:bCs w:val="false"/>
-          <w:i w:val="false"/>
-          <w:iCs w:val="false"/>
-          <w:sz w:val="24"/>
-          <w:szCs w:val="24"/>
-        </w:rPr>
-        <w:t xml:space="preserve">« Pourquoi ne pas avoir testé sur le réseau de production ? » La production d'une institution de sécurité ne se sature pas à des fins d'essai ; le banc garantit la comparaison reproductible.</w:t>
-      </w:r>
-    </w:p>
-    <w:p>
-      <w:pPr>
-        <w:spacing w:after="120" w:line="360"/>
-        <w:ind w:firstLine="709"/>
-        <w:jc w:val="both"/>
-      </w:pPr>
-      <w:r>
-        <w:rPr>
-          <w:rFonts w:ascii="Times New Roman" w:cs="Times New Roman" w:eastAsia="Times New Roman" w:hAnsi="Times New Roman"/>
-          <w:b w:val="false"/>
-          <w:bCs w:val="false"/>
-          <w:i w:val="false"/>
-          <w:iCs w:val="false"/>
-          <w:sz w:val="24"/>
-          <w:szCs w:val="24"/>
-        </w:rPr>
-        <w:t xml:space="preserve">« Quelle est la durée totale d'une campagne ? » Environ dix-huit minutes pour six événements, trois minutes par événement, cent huit minutes pour la matrice complète.</w:t>
-      </w:r>
-    </w:p>
-    <w:p>
-      <w:pPr>
-        <w:spacing w:after="140" w:before="240" w:line="360"/>
-      </w:pPr>
-      <w:r>
-        <w:rPr>
-          <w:rFonts w:ascii="Times New Roman" w:cs="Times New Roman" w:eastAsia="Times New Roman" w:hAnsi="Times New Roman"/>
-          <w:b/>
-          <w:bCs/>
-          <w:sz w:val="26"/>
-          <w:szCs w:val="26"/>
-        </w:rPr>
-        <w:t xml:space="preserve">Sur les mesures</w:t>
-      </w:r>
-    </w:p>
-    <w:p>
-      <w:pPr>
-        <w:spacing w:after="120" w:line="360"/>
-        <w:ind w:firstLine="709"/>
-        <w:jc w:val="both"/>
-      </w:pPr>
-      <w:r>
-        <w:rPr>
-          <w:rFonts w:ascii="Times New Roman" w:cs="Times New Roman" w:eastAsia="Times New Roman" w:hAnsi="Times New Roman"/>
-          <w:b w:val="false"/>
-          <w:bCs w:val="false"/>
-          <w:i w:val="false"/>
-          <w:iCs w:val="false"/>
-          <w:sz w:val="24"/>
-          <w:szCs w:val="24"/>
-        </w:rPr>
-        <w:t xml:space="preserve">« Pourquoi le p95 plutôt que la moyenne ? » La moyenne noie les cas défavorables ; le p95 décrit ce que subissent les requêtes lentes, qui décident de la sensation de blocage.</w:t>
-      </w:r>
-    </w:p>
-    <w:p>
-      <w:pPr>
-        <w:spacing w:after="120" w:line="360"/>
-        <w:ind w:firstLine="709"/>
-        <w:jc w:val="both"/>
-      </w:pPr>
-      <w:r>
-        <w:rPr>
-          <w:rFonts w:ascii="Times New Roman" w:cs="Times New Roman" w:eastAsia="Times New Roman" w:hAnsi="Times New Roman"/>
-          <w:b w:val="false"/>
-          <w:bCs w:val="false"/>
-          <w:i w:val="false"/>
-          <w:iCs w:val="false"/>
-          <w:sz w:val="24"/>
-          <w:szCs w:val="24"/>
-        </w:rPr>
-        <w:t xml:space="preserve">« Le QDI vient d'où ? » C'est l'écart entre le p95 et la médiane, une lecture classique des rapports d'outils de mesure de latence, gardée sous un nom court dans le mémoire.</w:t>
-      </w:r>
-    </w:p>
-    <w:p>
-      <w:pPr>
-        <w:spacing w:after="120" w:line="360"/>
-        <w:ind w:firstLine="709"/>
-        <w:jc w:val="both"/>
-      </w:pPr>
-      <w:r>
-        <w:rPr>
-          <w:rFonts w:ascii="Times New Roman" w:cs="Times New Roman" w:eastAsia="Times New Roman" w:hAnsi="Times New Roman"/>
-          <w:b w:val="false"/>
-          <w:bCs w:val="false"/>
-          <w:i w:val="false"/>
-          <w:iCs w:val="false"/>
-          <w:sz w:val="24"/>
-          <w:szCs w:val="24"/>
-        </w:rPr>
-        <w:t xml:space="preserve">« Le score de voix est-il une mesure réelle d'appel ? » Non, c'est l'application du modèle E de l'UIT aux conditions mesurées : délai, gigue, perte. La méthode est standard, le flux de voix simulé reste une perspective.</w:t>
-      </w:r>
-    </w:p>
-    <w:p>
-      <w:pPr>
-        <w:spacing w:after="120" w:line="360"/>
-        <w:ind w:firstLine="709"/>
-        <w:jc w:val="both"/>
-      </w:pPr>
-      <w:r>
-        <w:rPr>
-          <w:rFonts w:ascii="Times New Roman" w:cs="Times New Roman" w:eastAsia="Times New Roman" w:hAnsi="Times New Roman"/>
-          <w:b w:val="false"/>
-          <w:bCs w:val="false"/>
-          <w:i w:val="false"/>
-          <w:iCs w:val="false"/>
-          <w:sz w:val="24"/>
-          <w:szCs w:val="24"/>
-        </w:rPr>
-        <w:t xml:space="preserve">« Pourquoi une échéance à 220 millisecondes ? » Elle se situe au niveau du p95 mesuré sur le profil 4G : c'est le seuil où les disciplines se séparent franchement.</w:t>
-      </w:r>
-    </w:p>
-    <w:p>
-      <w:pPr>
-        <w:spacing w:after="120" w:line="360"/>
-        <w:ind w:firstLine="709"/>
-        <w:jc w:val="both"/>
-      </w:pPr>
-      <w:r>
-        <w:rPr>
-          <w:rFonts w:ascii="Times New Roman" w:cs="Times New Roman" w:eastAsia="Times New Roman" w:hAnsi="Times New Roman"/>
-          <w:b w:val="false"/>
-          <w:bCs w:val="false"/>
-          <w:i w:val="false"/>
-          <w:iCs w:val="false"/>
-          <w:sz w:val="24"/>
-          <w:szCs w:val="24"/>
-        </w:rPr>
-        <w:t xml:space="preserve">« Le coût en ariary est-il une facturation ? » Non, c'est une estimation lisible : le volume gaspillé multiplié par le prix au gigaoctet des forfaits réels de 2026, publiés par les opérateurs.</w:t>
-      </w:r>
-    </w:p>
-    <w:p>
-      <w:pPr>
-        <w:spacing w:after="140" w:before="240" w:line="360"/>
-      </w:pPr>
-      <w:r>
-        <w:rPr>
-          <w:rFonts w:ascii="Times New Roman" w:cs="Times New Roman" w:eastAsia="Times New Roman" w:hAnsi="Times New Roman"/>
-          <w:b/>
-          <w:bCs/>
-          <w:sz w:val="26"/>
-          <w:szCs w:val="26"/>
-        </w:rPr>
-        <w:t xml:space="preserve">Sur les résultats</w:t>
-      </w:r>
-    </w:p>
-    <w:p>
-      <w:pPr>
-        <w:spacing w:after="120" w:line="360"/>
-        <w:ind w:firstLine="709"/>
-        <w:jc w:val="both"/>
-      </w:pPr>
-      <w:r>
-        <w:rPr>
-          <w:rFonts w:ascii="Times New Roman" w:cs="Times New Roman" w:eastAsia="Times New Roman" w:hAnsi="Times New Roman"/>
-          <w:b w:val="false"/>
-          <w:bCs w:val="false"/>
-          <w:i w:val="false"/>
-          <w:iCs w:val="false"/>
-          <w:sz w:val="24"/>
-          <w:szCs w:val="24"/>
-        </w:rPr>
-        <w:t xml:space="preserve">« CAKE est-il toujours le meilleur ? » Sur les profils testés, il protège le mieux la latence critique ; sur le profil fibre, fq_codel peut suffire, et c'est ce que recommande le mémoire.</w:t>
-      </w:r>
-    </w:p>
-    <w:p>
-      <w:pPr>
-        <w:spacing w:after="120" w:line="360"/>
-        <w:ind w:firstLine="709"/>
-        <w:jc w:val="both"/>
-      </w:pPr>
-      <w:r>
-        <w:rPr>
-          <w:rFonts w:ascii="Times New Roman" w:cs="Times New Roman" w:eastAsia="Times New Roman" w:hAnsi="Times New Roman"/>
-          <w:b w:val="false"/>
-          <w:bCs w:val="false"/>
-          <w:i w:val="false"/>
-          <w:iCs w:val="false"/>
-          <w:sz w:val="24"/>
-          <w:szCs w:val="24"/>
-        </w:rPr>
-        <w:t xml:space="preserve">« Où est l'amélioration en débit ? » Il n'y en a pas à chercher : les disciplines actives préservent le débit tout en réduisant l'attente, c'est leur intérêt même.</w:t>
-      </w:r>
-    </w:p>
-    <w:p>
-      <w:pPr>
-        <w:spacing w:after="120" w:line="360"/>
-        <w:ind w:firstLine="709"/>
-        <w:jc w:val="both"/>
-      </w:pPr>
-      <w:r>
-        <w:rPr>
-          <w:rFonts w:ascii="Times New Roman" w:cs="Times New Roman" w:eastAsia="Times New Roman" w:hAnsi="Times New Roman"/>
-          <w:b w:val="false"/>
-          <w:bCs w:val="false"/>
-          <w:i w:val="false"/>
-          <w:iCs w:val="false"/>
-          <w:sz w:val="24"/>
-          <w:szCs w:val="24"/>
-        </w:rPr>
-        <w:t xml:space="preserve">« Vos résultats contredisent-ils la littérature ? » Non, ils la confirment sur un contexte peu documenté : liens prépayés à forte latence de base.</w:t>
-      </w:r>
-    </w:p>
-    <w:p>
-      <w:pPr>
-        <w:spacing w:after="140" w:before="240" w:line="360"/>
-      </w:pPr>
-      <w:r>
-        <w:rPr>
-          <w:rFonts w:ascii="Times New Roman" w:cs="Times New Roman" w:eastAsia="Times New Roman" w:hAnsi="Times New Roman"/>
-          <w:b/>
-          <w:bCs/>
-          <w:sz w:val="26"/>
-          <w:szCs w:val="26"/>
-        </w:rPr>
-        <w:t xml:space="preserve">Sur les limites, à assumer sans se dérober</w:t>
-      </w:r>
-    </w:p>
-    <w:p>
-      <w:pPr>
-        <w:spacing w:after="120" w:line="360"/>
-        <w:ind w:firstLine="709"/>
-        <w:jc w:val="both"/>
-      </w:pPr>
-      <w:r>
-        <w:rPr>
-          <w:rFonts w:ascii="Times New Roman" w:cs="Times New Roman" w:eastAsia="Times New Roman" w:hAnsi="Times New Roman"/>
-          <w:b w:val="false"/>
-          <w:bCs w:val="false"/>
-          <w:i w:val="false"/>
-          <w:iCs w:val="false"/>
-          <w:sz w:val="24"/>
-          <w:szCs w:val="24"/>
-        </w:rPr>
-        <w:t xml:space="preserve">« Quelles sont vos trois limites principales ? » Des mesures ciblées sur la latence et le débit, pas exhaustives ; un flux de charge unique, pas un trafic multiplexé réaliste ; un banc qui reconstitue le lien mais pas la couche radio.</w:t>
-      </w:r>
-    </w:p>
-    <w:p>
-      <w:pPr>
-        <w:spacing w:after="120" w:line="360"/>
-        <w:ind w:firstLine="709"/>
-        <w:jc w:val="both"/>
-      </w:pPr>
-      <w:r>
-        <w:rPr>
-          <w:rFonts w:ascii="Times New Roman" w:cs="Times New Roman" w:eastAsia="Times New Roman" w:hAnsi="Times New Roman"/>
-          <w:b w:val="false"/>
-          <w:bCs w:val="false"/>
-          <w:i w:val="false"/>
-          <w:iCs w:val="false"/>
-          <w:sz w:val="24"/>
-          <w:szCs w:val="24"/>
-        </w:rPr>
-        <w:t xml:space="preserve">« Pourquoi si peu de répétitions ? » Les campagnes finales ont conduit une répétition par cellule, les vagues antérieures en comptent davantage ; trois répétitions systématiques sont annoncées comme approfondissement.</w:t>
-      </w:r>
-    </w:p>
-    <w:p>
-      <w:pPr>
-        <w:spacing w:after="120" w:line="360"/>
-        <w:ind w:firstLine="709"/>
-        <w:jc w:val="both"/>
-      </w:pPr>
-      <w:r>
-        <w:rPr>
-          <w:rFonts w:ascii="Times New Roman" w:cs="Times New Roman" w:eastAsia="Times New Roman" w:hAnsi="Times New Roman"/>
-          <w:b w:val="false"/>
-          <w:bCs w:val="false"/>
-          <w:i w:val="false"/>
-          <w:iCs w:val="false"/>
-          <w:sz w:val="24"/>
-          <w:szCs w:val="24"/>
-        </w:rPr>
-        <w:t xml:space="preserve">« Votre échantillon est-il représentatif ? » Il ne prétend pas l'être : quatre classes de liens, choisies pour correspondre aux équipements de l'institution.</w:t>
-      </w:r>
-    </w:p>
-    <w:p>
-      <w:pPr>
-        <w:spacing w:after="120" w:line="360"/>
-        <w:ind w:firstLine="709"/>
-        <w:jc w:val="both"/>
-      </w:pPr>
-      <w:r>
-        <w:rPr>
-          <w:rFonts w:ascii="Times New Roman" w:cs="Times New Roman" w:eastAsia="Times New Roman" w:hAnsi="Times New Roman"/>
-          <w:b w:val="false"/>
-          <w:bCs w:val="false"/>
-          <w:i w:val="false"/>
-          <w:iCs w:val="false"/>
-          <w:sz w:val="24"/>
-          <w:szCs w:val="24"/>
-        </w:rPr>
-        <w:t xml:space="preserve">« Peut-on généraliser à tout Madagascar ? » Les tendances se transportent aux liens de même classe ; les valeurs absolues restent propres à chaque profil.</w:t>
-      </w:r>
-    </w:p>
-    <w:p>
-      <w:pPr>
-        <w:spacing w:after="140" w:before="240" w:line="360"/>
-      </w:pPr>
-      <w:r>
-        <w:rPr>
-          <w:rFonts w:ascii="Times New Roman" w:cs="Times New Roman" w:eastAsia="Times New Roman" w:hAnsi="Times New Roman"/>
-          <w:b/>
-          <w:bCs/>
-          <w:sz w:val="26"/>
-          <w:szCs w:val="26"/>
-        </w:rPr>
-        <w:t xml:space="preserve">Sur la réalisation</w:t>
-      </w:r>
-    </w:p>
-    <w:p>
-      <w:pPr>
-        <w:spacing w:after="120" w:line="360"/>
-        <w:ind w:firstLine="709"/>
-        <w:jc w:val="both"/>
-      </w:pPr>
-      <w:r>
-        <w:rPr>
-          <w:rFonts w:ascii="Times New Roman" w:cs="Times New Roman" w:eastAsia="Times New Roman" w:hAnsi="Times New Roman"/>
-          <w:b w:val="false"/>
-          <w:bCs w:val="false"/>
-          <w:i w:val="false"/>
-          <w:iCs w:val="false"/>
-          <w:sz w:val="24"/>
-          <w:szCs w:val="24"/>
-        </w:rPr>
-        <w:t xml:space="preserve">« Combien de temps pour développer l'outil ? » L'essentiel du stage, la conception de mesure ayant précédé le développement.</w:t>
-      </w:r>
-    </w:p>
-    <w:p>
-      <w:pPr>
-        <w:spacing w:after="120" w:line="360"/>
-        <w:ind w:firstLine="709"/>
-        <w:jc w:val="both"/>
-      </w:pPr>
-      <w:r>
-        <w:rPr>
-          <w:rFonts w:ascii="Times New Roman" w:cs="Times New Roman" w:eastAsia="Times New Roman" w:hAnsi="Times New Roman"/>
-          <w:b w:val="false"/>
-          <w:bCs w:val="false"/>
-          <w:i w:val="false"/>
-          <w:iCs w:val="false"/>
-          <w:sz w:val="24"/>
-          <w:szCs w:val="24"/>
-        </w:rPr>
-        <w:t xml:space="preserve">« Pourquoi un outil maison plutôt qu'existant ? » Les outils publics mesurent sur des liens réels sans vérité contrôlée et sans gel vérifiable ; le besoin était la comparaison reproductible et l'ancrage dans les tarifs locaux.</w:t>
-      </w:r>
-    </w:p>
-    <w:p>
-      <w:pPr>
-        <w:spacing w:after="120" w:line="360"/>
-        <w:ind w:firstLine="709"/>
-        <w:jc w:val="both"/>
-      </w:pPr>
-      <w:r>
-        <w:rPr>
-          <w:rFonts w:ascii="Times New Roman" w:cs="Times New Roman" w:eastAsia="Times New Roman" w:hAnsi="Times New Roman"/>
-          <w:b w:val="false"/>
-          <w:bCs w:val="false"/>
-          <w:i w:val="false"/>
-          <w:iCs w:val="false"/>
-          <w:sz w:val="24"/>
-          <w:szCs w:val="24"/>
-        </w:rPr>
-        <w:t xml:space="preserve">« Qui maintiendra l'outil ? » Le code est déposé avec sa documentation, la direction des systèmes peut le reprendre.</w:t>
-      </w:r>
-    </w:p>
-    <w:p>
-      <w:pPr>
-        <w:spacing w:after="140" w:before="240" w:line="360"/>
-      </w:pPr>
-      <w:r>
-        <w:rPr>
-          <w:rFonts w:ascii="Times New Roman" w:cs="Times New Roman" w:eastAsia="Times New Roman" w:hAnsi="Times New Roman"/>
-          <w:b/>
-          <w:bCs/>
-          <w:sz w:val="26"/>
-          <w:szCs w:val="26"/>
-        </w:rPr>
-        <w:t xml:space="preserve">Phrases de recadrage, en dernier recours</w:t>
-      </w:r>
-    </w:p>
-    <w:p>
-      <w:pPr>
-        <w:spacing w:after="120" w:line="360"/>
-        <w:ind w:firstLine="709"/>
-        <w:jc w:val="both"/>
-      </w:pPr>
-      <w:r>
-        <w:rPr>
-          <w:rFonts w:ascii="Times New Roman" w:cs="Times New Roman" w:eastAsia="Times New Roman" w:hAnsi="Times New Roman"/>
-          <w:b w:val="false"/>
-          <w:bCs w:val="false"/>
-          <w:i w:val="false"/>
-          <w:iCs w:val="false"/>
-          <w:sz w:val="24"/>
-          <w:szCs w:val="24"/>
-        </w:rPr>
-        <w:t xml:space="preserve">« C'est un choix de périmètre documenté dans la méthodologie. » « La réponse complète figure au chapitre correspondant ; l'essentiel est le suivant. » « Je n'ai pas cette valeur sous la main ; la démarche pour l'obtenir serait celle-ci. » « Ce point dépasse mon périmètre, mais voici ce que j'en comprends. »</w:t>
+        <w:t xml:space="preserve">Chapitre 8 : Le kit anti-questions, armé</w:t>
+      </w:r>
+    </w:p>
+    <w:p>
+      <w:pPr>
+        <w:spacing w:after="120" w:line="360"/>
+        <w:jc w:val="both"/>
+      </w:pPr>
+      <w:r>
+        <w:rPr>
+          <w:rFonts w:ascii="Times New Roman" w:cs="Times New Roman" w:eastAsia="Times New Roman" w:hAnsi="Times New Roman"/>
+          <w:b w:val="false"/>
+          <w:bCs w:val="false"/>
+          <w:i w:val="false"/>
+          <w:iCs w:val="false"/>
+          <w:sz w:val="24"/>
+          <w:szCs w:val="24"/>
+        </w:rPr>
+        <w:t xml:space="preserve">Comment utiliser ce kit : chaque réponse suit le même squelette en quatre temps. Nommer la limite sans l'adoucir. Borner : ce qu'elle affecte, ce qu'elle n'affecte pas. Mitiger : ce qui est fait malgré elle. Refermer : la portée exacte de l'affirmation. Chaque réponse tient en moins d'une minute et porte au moins un chiffre exact des archives.</w:t>
+      </w:r>
+    </w:p>
+    <w:p>
+      <w:pPr>
+        <w:spacing w:after="140" w:before="240" w:line="360"/>
+      </w:pPr>
+      <w:r>
+        <w:rPr>
+          <w:rFonts w:ascii="Times New Roman" w:cs="Times New Roman" w:eastAsia="Times New Roman" w:hAnsi="Times New Roman"/>
+          <w:b/>
+          <w:bCs/>
+          <w:sz w:val="26"/>
+          <w:szCs w:val="26"/>
+        </w:rPr>
+        <w:t xml:space="preserve">Les quatre façons de perdre la soutenance</w:t>
+      </w:r>
+    </w:p>
+    <w:p>
+      <w:pPr>
+        <w:spacing w:after="120" w:line="360"/>
+        <w:ind w:firstLine="709"/>
+        <w:jc w:val="both"/>
+      </w:pPr>
+      <w:r>
+        <w:rPr>
+          <w:rFonts w:ascii="Times New Roman" w:cs="Times New Roman" w:eastAsia="Times New Roman" w:hAnsi="Times New Roman"/>
+          <w:b w:val="false"/>
+          <w:bCs w:val="false"/>
+          <w:i w:val="false"/>
+          <w:iCs w:val="false"/>
+          <w:sz w:val="24"/>
+          <w:szCs w:val="24"/>
+        </w:rPr>
+        <w:t xml:space="preserve">Se braquer : le jury pousse une limite pour tester le calme, pas pour humilier ; deux secondes de silence, puis la réponse structurée. S'excuser : « j'aurais dû, je n'ai pas pu » transforme une limite bornée en confession ; une limite est une information de portée, pas un regret. Inventer : un bluff se détecte en une relance et détruit la crédibilité de toutes les réponses précédentes. Tout concéder : si le jury pousse jusqu'à « donc vous ne pouvez rien affirmer ? », la bonne réponse tient le cap : la limite réduit la portée, pas la conclusion.</w:t>
+      </w:r>
+    </w:p>
+    <w:p>
+      <w:pPr>
+        <w:spacing w:after="120" w:line="360"/>
+        <w:ind w:firstLine="709"/>
+        <w:jc w:val="both"/>
+      </w:pPr>
+      <w:r>
+        <w:rPr>
+          <w:rFonts w:ascii="Times New Roman" w:cs="Times New Roman" w:eastAsia="Times New Roman" w:hAnsi="Times New Roman"/>
+          <w:b w:val="false"/>
+          <w:bCs w:val="false"/>
+          <w:i w:val="false"/>
+          <w:iCs w:val="false"/>
+          <w:sz w:val="24"/>
+          <w:szCs w:val="24"/>
+        </w:rPr>
+        <w:t xml:space="preserve">Une règle transversale : ne jamais présenter une contrainte comme une vertu méthodologique qu'elle n'était pas. Et citer la page exacte du mémoire quand on annonce une limite : cela change tout.</w:t>
+      </w:r>
+    </w:p>
+    <w:p>
+      <w:pPr>
+        <w:spacing w:after="140" w:before="240" w:line="360"/>
+      </w:pPr>
+      <w:r>
+        <w:rPr>
+          <w:rFonts w:ascii="Times New Roman" w:cs="Times New Roman" w:eastAsia="Times New Roman" w:hAnsi="Times New Roman"/>
+          <w:b/>
+          <w:bCs/>
+          <w:sz w:val="26"/>
+          <w:szCs w:val="26"/>
+        </w:rPr>
+        <w:t xml:space="preserve">D'où viennent vos données ?</w:t>
+      </w:r>
+    </w:p>
+    <w:p>
+      <w:pPr>
+        <w:spacing w:after="120" w:line="360"/>
+        <w:ind w:firstLine="709"/>
+        <w:jc w:val="both"/>
+      </w:pPr>
+      <w:r>
+        <w:rPr>
+          <w:rFonts w:ascii="Times New Roman" w:cs="Times New Roman" w:eastAsia="Times New Roman" w:hAnsi="Times New Roman"/>
+          <w:b w:val="false"/>
+          <w:bCs w:val="false"/>
+          <w:i w:val="false"/>
+          <w:iCs w:val="false"/>
+          <w:sz w:val="24"/>
+          <w:szCs w:val="24"/>
+        </w:rPr>
+        <w:t xml:space="preserve">« Suivez un chiffre de ce tableau : décrivez exactement comment il a été produit, de la commande au fichier. » Le pipeline en quatre étapes : la sonde mesure pendant l'événement de trois minutes ; l'événement franchit les huit portes ; la ligne est écrite dans le CSV du run ; le manifeste du run enregistre l'empreinte SHA-256 du fichier. Exemple : le 60,2 % de la file simple sous BBR, run 1788191429, événement 2, ligne visible dans l'archive, empreinte vérifiable par cgo verify. Le jury peut suivre ce chemin-là, chiffre par chiffre.</w:t>
+      </w:r>
+    </w:p>
+    <w:p>
+      <w:pPr>
+        <w:spacing w:after="140" w:before="240" w:line="360"/>
+      </w:pPr>
+      <w:r>
+        <w:rPr>
+          <w:rFonts w:ascii="Times New Roman" w:cs="Times New Roman" w:eastAsia="Times New Roman" w:hAnsi="Times New Roman"/>
+          <w:b/>
+          <w:bCs/>
+          <w:sz w:val="26"/>
+          <w:szCs w:val="26"/>
+        </w:rPr>
+        <w:t xml:space="preserve">Vos archives sont « gelées » : que prouve le hash exactement ?</w:t>
+      </w:r>
+    </w:p>
+    <w:p>
+      <w:pPr>
+        <w:spacing w:after="120" w:line="360"/>
+        <w:ind w:firstLine="709"/>
+        <w:jc w:val="both"/>
+      </w:pPr>
+      <w:r>
+        <w:rPr>
+          <w:rFonts w:ascii="Times New Roman" w:cs="Times New Roman" w:eastAsia="Times New Roman" w:hAnsi="Times New Roman"/>
+          <w:b w:val="false"/>
+          <w:bCs w:val="false"/>
+          <w:i w:val="false"/>
+          <w:iCs w:val="false"/>
+          <w:sz w:val="24"/>
+          <w:szCs w:val="24"/>
+        </w:rPr>
+        <w:t xml:space="preserve">L'empreinte prouve l'intégrité : le fichier n'a pas changé depuis le gel, toute modification d'un octet serait détectée. Elle ne prouve pas la validité de la mesure : c'est le rôle des huit portes. Les deux garanties sont complémentaires et se répondent dans cet ordre quand on les confond.</w:t>
+      </w:r>
+    </w:p>
+    <w:p>
+      <w:pPr>
+        <w:spacing w:after="140" w:before="240" w:line="360"/>
+      </w:pPr>
+      <w:r>
+        <w:rPr>
+          <w:rFonts w:ascii="Times New Roman" w:cs="Times New Roman" w:eastAsia="Times New Roman" w:hAnsi="Times New Roman"/>
+          <w:b/>
+          <w:bCs/>
+          <w:sz w:val="26"/>
+          <w:szCs w:val="26"/>
+        </w:rPr>
+        <w:t xml:space="preserve">Qui a exécuté les campagnes, sur quelle machine, quand ?</w:t>
+      </w:r>
+    </w:p>
+    <w:p>
+      <w:pPr>
+        <w:spacing w:after="120" w:line="360"/>
+        <w:ind w:firstLine="709"/>
+        <w:jc w:val="both"/>
+      </w:pPr>
+      <w:r>
+        <w:rPr>
+          <w:rFonts w:ascii="Times New Roman" w:cs="Times New Roman" w:eastAsia="Times New Roman" w:hAnsi="Times New Roman"/>
+          <w:b w:val="false"/>
+          <w:bCs w:val="false"/>
+          <w:i w:val="false"/>
+          <w:iCs w:val="false"/>
+          <w:sz w:val="24"/>
+          <w:szCs w:val="24"/>
+        </w:rPr>
+        <w:t xml:space="preserve">Les 134 runs sont horodatés par leur identifiant même : run-1788191429 commence par un horodatage Unix. La machine du banc : machine virtuelle Ubuntu, deux processeurs virtuels, et chaque événement porte sa colonne d'utilisation processeur, zéro pour cent sur les six événements du run final : la machine n'a pas influé. Réinstaller le banc et relancer la même campagne redonnerait des conditions identiques, c'est l'objet du banc.</w:t>
+      </w:r>
+    </w:p>
+    <w:p>
+      <w:pPr>
+        <w:spacing w:after="140" w:before="240" w:line="360"/>
+      </w:pPr>
+      <w:r>
+        <w:rPr>
+          <w:rFonts w:ascii="Times New Roman" w:cs="Times New Roman" w:eastAsia="Times New Roman" w:hAnsi="Times New Roman"/>
+          <w:b/>
+          <w:bCs/>
+          <w:sz w:val="26"/>
+          <w:szCs w:val="26"/>
+        </w:rPr>
+        <w:t xml:space="preserve">154 quarantaines pour 83 valides : pourquoi vous croire ?</w:t>
+      </w:r>
+    </w:p>
+    <w:p>
+      <w:pPr>
+        <w:spacing w:after="120" w:line="360"/>
+        <w:ind w:firstLine="709"/>
+        <w:jc w:val="both"/>
+      </w:pPr>
+      <w:r>
+        <w:rPr>
+          <w:rFonts w:ascii="Times New Roman" w:cs="Times New Roman" w:eastAsia="Times New Roman" w:hAnsi="Times New Roman"/>
+          <w:b w:val="false"/>
+          <w:bCs w:val="false"/>
+          <w:i w:val="false"/>
+          <w:iCs w:val="false"/>
+          <w:sz w:val="24"/>
+          <w:szCs w:val="24"/>
+        </w:rPr>
+        <w:t xml:space="preserve">Le ratio assume un choix : des portes larges auraient rempli les archives et affaibli les conclusions. Ce qui est en quarantaine : surtout les vagues de mise au point, où chaque durcissement d'une porte rejetait en bloc les événements antérieurs, et les cellules dont le régime de charge ne s'établissait pas. Ce que ça n'affecte pas : les 83 lignes valides, dont chacune a passé les huit contrôles. Le compte est publié, la quarantaine est conservée à côté des valides, et le lecteur peut reconstituer le filtre.</w:t>
+      </w:r>
+    </w:p>
+    <w:p>
+      <w:pPr>
+        <w:spacing w:after="140" w:before="240" w:line="360"/>
+      </w:pPr>
+      <w:r>
+        <w:rPr>
+          <w:rFonts w:ascii="Times New Roman" w:cs="Times New Roman" w:eastAsia="Times New Roman" w:hAnsi="Times New Roman"/>
+          <w:b/>
+          <w:bCs/>
+          <w:sz w:val="26"/>
+          <w:szCs w:val="26"/>
+        </w:rPr>
+        <w:t xml:space="preserve">Une répétition par cellule : pourquoi vous croire ?</w:t>
+      </w:r>
+    </w:p>
+    <w:p>
+      <w:pPr>
+        <w:spacing w:after="120" w:line="360"/>
+        <w:ind w:firstLine="709"/>
+        <w:jc w:val="both"/>
+      </w:pPr>
+      <w:r>
+        <w:rPr>
+          <w:rFonts w:ascii="Times New Roman" w:cs="Times New Roman" w:eastAsia="Times New Roman" w:hAnsi="Times New Roman"/>
+          <w:b w:val="false"/>
+          <w:bCs w:val="false"/>
+          <w:i w:val="false"/>
+          <w:iCs w:val="false"/>
+          <w:sz w:val="24"/>
+          <w:szCs w:val="24"/>
+        </w:rPr>
+        <w:t xml:space="preserve">D'abord nommer : la campagne finale conduit une répétition par cellule. Borner : n égale un interdit les comparaisons fines entre disciplines voisines ; il n'interdit pas les ordres de grandeur quand l'effet est massif : soixante contre quatre-vingt-dix-huit pour cent d'échéances, ce n'est pas un écart de bruit. Mitiger : les vagues antérieures comptent des répétitions, onze pour la file simple sous BBR sur le profil 4G, sept pour fq_codel, six pour CAKE, cinquante-et-une pour la cellule CUBIC de la fibre, et la fenêtre de charge elle-même agrège environ cent vingt observations de sondes : le p95 ne repose pas sur un point. Refermer : conclusions exploratoires sur les cellules à événement unique, consolidation par trois répétitions systématiques en premier travail futur.</w:t>
+      </w:r>
+    </w:p>
+    <w:p>
+      <w:pPr>
+        <w:spacing w:after="140" w:before="240" w:line="360"/>
+      </w:pPr>
+      <w:r>
+        <w:rPr>
+          <w:rFonts w:ascii="Times New Roman" w:cs="Times New Roman" w:eastAsia="Times New Roman" w:hAnsi="Times New Roman"/>
+          <w:b/>
+          <w:bCs/>
+          <w:sz w:val="26"/>
+          <w:szCs w:val="26"/>
+        </w:rPr>
+        <w:t xml:space="preserve">Votre banc est émulé, pas le réseau réel : quelle valeur ?</w:t>
+      </w:r>
+    </w:p>
+    <w:p>
+      <w:pPr>
+        <w:spacing w:after="120" w:line="360"/>
+        <w:ind w:firstLine="709"/>
+        <w:jc w:val="both"/>
+      </w:pPr>
+      <w:r>
+        <w:rPr>
+          <w:rFonts w:ascii="Times New Roman" w:cs="Times New Roman" w:eastAsia="Times New Roman" w:hAnsi="Times New Roman"/>
+          <w:b w:val="false"/>
+          <w:bCs w:val="false"/>
+          <w:i w:val="false"/>
+          <w:iCs w:val="false"/>
+          <w:sz w:val="24"/>
+          <w:szCs w:val="24"/>
+        </w:rPr>
+        <w:t xml:space="preserve">L'émulation contrôle ce que le terrain ne permet pas : isoler la discipline de file, comparer des configurations à conditions strictement identiques, rejouer. Ce que netem ne capture pas : la couche radio et le multiplexage réel des applications, deux limites nommées dans le mémoire. La revendication exacte : des mécanismes et des ordres de grandeur relatifs, pas des valeurs absolues de site malgache. Et la mesure du réel existe par ailleurs : l'audit, disponible depuis n'importe quel poste autorisé, le déploiement multi-sites étant la première perspective.</w:t>
+      </w:r>
+    </w:p>
+    <w:p>
+      <w:pPr>
+        <w:spacing w:after="140" w:before="240" w:line="360"/>
+      </w:pPr>
+      <w:r>
+        <w:rPr>
+          <w:rFonts w:ascii="Times New Roman" w:cs="Times New Roman" w:eastAsia="Times New Roman" w:hAnsi="Times New Roman"/>
+          <w:b/>
+          <w:bCs/>
+          <w:sz w:val="26"/>
+          <w:szCs w:val="26"/>
+        </w:rPr>
+        <w:t xml:space="preserve">Le VSAT P3 : aucune cellule valide. Vous cachez un échec ?</w:t>
+      </w:r>
+    </w:p>
+    <w:p>
+      <w:pPr>
+        <w:spacing w:after="120" w:line="360"/>
+        <w:ind w:firstLine="709"/>
+        <w:jc w:val="both"/>
+      </w:pPr>
+      <w:r>
+        <w:rPr>
+          <w:rFonts w:ascii="Times New Roman" w:cs="Times New Roman" w:eastAsia="Times New Roman" w:hAnsi="Times New Roman"/>
+          <w:b w:val="false"/>
+          <w:bCs w:val="false"/>
+          <w:i w:val="false"/>
+          <w:iCs w:val="false"/>
+          <w:sz w:val="24"/>
+          <w:szCs w:val="24"/>
+        </w:rPr>
+        <w:t xml:space="preserve">L'assumer avant qu'il soit trouvé : aucune cellule valide sur le profil P3. Un flux soutenu à cinq mégabits devant six cents millisecondes d'aller-retour ne tient pas la porte du débit cohérent ; aucune combinaison testée n'y est parvenue. Le résultat est double : la stricte application des portes exclut ce profil, et la physique du satellite géostationnaire place le plancher de latence hors de portée de toute configuration. Le mémoire le publie tel quel, c'est une borne du dispositif, pas un angle mort.</w:t>
+      </w:r>
+    </w:p>
+    <w:p>
+      <w:pPr>
+        <w:spacing w:after="140" w:before="240" w:line="360"/>
+      </w:pPr>
+      <w:r>
+        <w:rPr>
+          <w:rFonts w:ascii="Times New Roman" w:cs="Times New Roman" w:eastAsia="Times New Roman" w:hAnsi="Times New Roman"/>
+          <w:b/>
+          <w:bCs/>
+          <w:sz w:val="26"/>
+          <w:szCs w:val="26"/>
+        </w:rPr>
+        <w:t xml:space="preserve">Pourquoi pas Flent, l'outil de référence du domaine ?</w:t>
+      </w:r>
+    </w:p>
+    <w:p>
+      <w:pPr>
+        <w:spacing w:after="120" w:line="360"/>
+        <w:ind w:firstLine="709"/>
+        <w:jc w:val="both"/>
+      </w:pPr>
+      <w:r>
+        <w:rPr>
+          <w:rFonts w:ascii="Times New Roman" w:cs="Times New Roman" w:eastAsia="Times New Roman" w:hAnsi="Times New Roman"/>
+          <w:b w:val="false"/>
+          <w:bCs w:val="false"/>
+          <w:i w:val="false"/>
+          <w:iCs w:val="false"/>
+          <w:sz w:val="24"/>
+          <w:szCs w:val="24"/>
+        </w:rPr>
+        <w:t xml:space="preserve">Flent mesure la latence sous charge et est l'outil de référence des auteurs du domaine ; le principe de la mesure, ici, vient de la même école, RFC 8290. Le besoin du contexte : Flent suppose des exécutables aux deux extrémités du lien, ce qu'un client institutionnel n'obtient pas de son opérateur ; iperf3 quantifie la capacité mais perd la victime, la latence du trafic concurrent ; les tests grand public perdent tout sauf le chiffre. L'outil du mémoire se place entièrement côté client, ajoute l'échéance, la régularité, le coût en ariary et le gel vérifiable. Flent valide le socle ; cet outil l'étend au cas malgache.</w:t>
+      </w:r>
+    </w:p>
+    <w:p>
+      <w:pPr>
+        <w:spacing w:after="140" w:before="240" w:line="360"/>
+      </w:pPr>
+      <w:r>
+        <w:rPr>
+          <w:rFonts w:ascii="Times New Roman" w:cs="Times New Roman" w:eastAsia="Times New Roman" w:hAnsi="Times New Roman"/>
+          <w:b/>
+          <w:bCs/>
+          <w:sz w:val="26"/>
+          <w:szCs w:val="26"/>
+        </w:rPr>
+        <w:t xml:space="preserve">Pourquoi 120 secondes de charge, et pas 70 comme le standard RRUL ?</w:t>
+      </w:r>
+    </w:p>
+    <w:p>
+      <w:pPr>
+        <w:spacing w:after="120" w:line="360"/>
+        <w:ind w:firstLine="709"/>
+        <w:jc w:val="both"/>
+      </w:pPr>
+      <w:r>
+        <w:rPr>
+          <w:rFonts w:ascii="Times New Roman" w:cs="Times New Roman" w:eastAsia="Times New Roman" w:hAnsi="Times New Roman"/>
+          <w:b w:val="false"/>
+          <w:bCs w:val="false"/>
+          <w:i w:val="false"/>
+          <w:iCs w:val="false"/>
+          <w:sz w:val="24"/>
+          <w:szCs w:val="24"/>
+        </w:rPr>
+        <w:t xml:space="preserve">Deux raisons, assumées : laisser à CUBIC le temps d'atteindre son régime établi, qui met plusieurs dizaines de secondes à monter sur un lien à cent millisecondes d'aller-retour ; et borner le volume consommé par campagne, ce que le contexte prépayé impose. Le standard de la communauté fait cinq plus soixante plus cinq secondes : la fenêtre retenue couvre le régime établi des deux contrôles testés, et la répétition des événements compense ce qu'elle ne couvre pas des effets prolongés. La saturation d'une journée entière reste une limite nommée.</w:t>
+      </w:r>
+    </w:p>
+    <w:p>
+      <w:pPr>
+        <w:spacing w:after="140" w:before="240" w:line="360"/>
+      </w:pPr>
+      <w:r>
+        <w:rPr>
+          <w:rFonts w:ascii="Times New Roman" w:cs="Times New Roman" w:eastAsia="Times New Roman" w:hAnsi="Times New Roman"/>
+          <w:b/>
+          <w:bCs/>
+          <w:sz w:val="26"/>
+          <w:szCs w:val="26"/>
+        </w:rPr>
+        <w:t xml:space="preserve">Votre p95, sans barre d'erreur : 40 et 55 millisecondes, est-ce différent ?</w:t>
+      </w:r>
+    </w:p>
+    <w:p>
+      <w:pPr>
+        <w:spacing w:after="120" w:line="360"/>
+        <w:ind w:firstLine="709"/>
+        <w:jc w:val="both"/>
+      </w:pPr>
+      <w:r>
+        <w:rPr>
+          <w:rFonts w:ascii="Times New Roman" w:cs="Times New Roman" w:eastAsia="Times New Roman" w:hAnsi="Times New Roman"/>
+          <w:b w:val="false"/>
+          <w:bCs w:val="false"/>
+          <w:i w:val="false"/>
+          <w:iCs w:val="false"/>
+          <w:sz w:val="24"/>
+          <w:szCs w:val="24"/>
+        </w:rPr>
+        <w:t xml:space="preserve">Sur les cellules à répétitions multiples, l'écart médiane contre p95 des p95 existe et est publié : la cellule CUBIC de la fibre tient une médiane de p95 à cinquante-cinq millisecondes et un p95 des p95 à sept cent quarante-six : la dispersion est visible, pas cachée. Sur les cellules à événement unique, n égale un interdit le test de dispersion : c'est la limite nommée, et la première perspective la lève. Ce que l'écart massif soixante contre quatre-vingt-dix-huit pour cent ne risque pas : un chevauchement de bruit.</w:t>
+      </w:r>
+    </w:p>
+    <w:p>
+      <w:pPr>
+        <w:spacing w:after="140" w:before="240" w:line="360"/>
+      </w:pPr>
+      <w:r>
+        <w:rPr>
+          <w:rFonts w:ascii="Times New Roman" w:cs="Times New Roman" w:eastAsia="Times New Roman" w:hAnsi="Times New Roman"/>
+          <w:b/>
+          <w:bCs/>
+          <w:sz w:val="26"/>
+          <w:szCs w:val="26"/>
+        </w:rPr>
+        <w:t xml:space="preserve">Pourquoi p95 plutôt que moyenne, p99 ou maximum ?</w:t>
+      </w:r>
+    </w:p>
+    <w:p>
+      <w:pPr>
+        <w:spacing w:after="120" w:line="360"/>
+        <w:ind w:firstLine="709"/>
+        <w:jc w:val="both"/>
+      </w:pPr>
+      <w:r>
+        <w:rPr>
+          <w:rFonts w:ascii="Times New Roman" w:cs="Times New Roman" w:eastAsia="Times New Roman" w:hAnsi="Times New Roman"/>
+          <w:b w:val="false"/>
+          <w:bCs w:val="false"/>
+          <w:i w:val="false"/>
+          <w:iCs w:val="false"/>
+          <w:sz w:val="24"/>
+          <w:szCs w:val="24"/>
+        </w:rPr>
+        <w:t xml:space="preserve">La moyenne noie les cas défavorables qui décident de la sensation de blocage. Le maximum capture la requête la plus malheureuse, dominée par les événements ponctuels de la machine hôte. Le p99, sur cent vingt observations, ne reposerait que sur une douzaine de points : trop maigre. Le p95 agrège environ cent vingt observations par fenêtre et capture la queue de distribution qui caractérise la discipline de file.</w:t>
+      </w:r>
+    </w:p>
+    <w:p>
+      <w:pPr>
+        <w:spacing w:after="140" w:before="240" w:line="360"/>
+      </w:pPr>
+      <w:r>
+        <w:rPr>
+          <w:rFonts w:ascii="Times New Roman" w:cs="Times New Roman" w:eastAsia="Times New Roman" w:hAnsi="Times New Roman"/>
+          <w:b/>
+          <w:bCs/>
+          <w:sz w:val="26"/>
+          <w:szCs w:val="26"/>
+        </w:rPr>
+        <w:t xml:space="preserve">Le coût en ariary : facturation ou estimation ?</w:t>
+      </w:r>
+    </w:p>
+    <w:p>
+      <w:pPr>
+        <w:spacing w:after="120" w:line="360"/>
+        <w:ind w:firstLine="709"/>
+        <w:jc w:val="both"/>
+      </w:pPr>
+      <w:r>
+        <w:rPr>
+          <w:rFonts w:ascii="Times New Roman" w:cs="Times New Roman" w:eastAsia="Times New Roman" w:hAnsi="Times New Roman"/>
+          <w:b w:val="false"/>
+          <w:bCs w:val="false"/>
+          <w:i w:val="false"/>
+          <w:iCs w:val="false"/>
+          <w:sz w:val="24"/>
+          <w:szCs w:val="24"/>
+        </w:rPr>
+        <w:t xml:space="preserve">Estimation, et le mémoire le dit : le volume gaspillé multiplié par le prix public du gigaoctet des forfaits de 2026, la fenêtre de trois minutes extrapolée à l'heure. Les tarifs viennent des grilles publiques des opérateurs, datées et citées : vingt-cinq mille ariary pour quatre virgule cinq gigaoctets, soit cinq mille cinq cent cinquante-six ariary le gigaoctet au palier mensuel, le journalier étant à mille. Le chiffre sert à comparer des options, pas à prédire une facture. Un test automatisé verrouille le calcul : quatre virgule cinq gigaoctets gaspillés à ce palier font cinq cent mille ariary par heure.</w:t>
+      </w:r>
+    </w:p>
+    <w:p>
+      <w:pPr>
+        <w:spacing w:after="140" w:before="240" w:line="360"/>
+      </w:pPr>
+      <w:r>
+        <w:rPr>
+          <w:rFonts w:ascii="Times New Roman" w:cs="Times New Roman" w:eastAsia="Times New Roman" w:hAnsi="Times New Roman"/>
+          <w:b/>
+          <w:bCs/>
+          <w:sz w:val="26"/>
+          <w:szCs w:val="26"/>
+        </w:rPr>
+        <w:t xml:space="preserve">Une ligne de vos données affiche 18 ms de RTT sur le profil 4G : physiquement impossible ?</w:t>
+      </w:r>
+    </w:p>
+    <w:p>
+      <w:pPr>
+        <w:spacing w:after="120" w:line="360"/>
+        <w:ind w:firstLine="709"/>
+        <w:jc w:val="both"/>
+      </w:pPr>
+      <w:r>
+        <w:rPr>
+          <w:rFonts w:ascii="Times New Roman" w:cs="Times New Roman" w:eastAsia="Times New Roman" w:hAnsi="Times New Roman"/>
+          <w:b w:val="false"/>
+          <w:bCs w:val="false"/>
+          <w:i w:val="false"/>
+          <w:iCs w:val="false"/>
+          <w:sz w:val="24"/>
+          <w:szCs w:val="24"/>
+        </w:rPr>
+        <w:t xml:space="preserve">La connaître avant le jury : la cellule fq_codel CUBIC du profil 4G, une ligne, affiche un aller-retour p95 à dix-huit millisecondes alors que le profil impose cent. C'est une ligne dégradée, passée dans un agrégat ancien, dont la médiane de cellule ne repose que sur elle : la ligne existe dans l'archive, elle est comptée, et c'est exactement pour cela que les agrégats des vagues anciennes se lisent avec précaution, et que la campagne finale, une répétition par cellule, portes armées, est la référence du mémoire. L'honnêteté de l'archive est de garder la ligne ; celle de l'analyse est de dire laquelle se lit.</w:t>
+      </w:r>
+    </w:p>
+    <w:p>
+      <w:pPr>
+        <w:spacing w:after="140" w:before="240" w:line="360"/>
+      </w:pPr>
+      <w:r>
+        <w:rPr>
+          <w:rFonts w:ascii="Times New Roman" w:cs="Times New Roman" w:eastAsia="Times New Roman" w:hAnsi="Times New Roman"/>
+          <w:b/>
+          <w:bCs/>
+          <w:sz w:val="26"/>
+          <w:szCs w:val="26"/>
+        </w:rPr>
+        <w:t xml:space="preserve">Que fait la direction des systèmes d'information de vos résultats, lundi matin ?</w:t>
+      </w:r>
+    </w:p>
+    <w:p>
+      <w:pPr>
+        <w:spacing w:after="120" w:line="360"/>
+        <w:ind w:firstLine="709"/>
+        <w:jc w:val="both"/>
+      </w:pPr>
+      <w:r>
+        <w:rPr>
+          <w:rFonts w:ascii="Times New Roman" w:cs="Times New Roman" w:eastAsia="Times New Roman" w:hAnsi="Times New Roman"/>
+          <w:b w:val="false"/>
+          <w:bCs w:val="false"/>
+          <w:i w:val="false"/>
+          <w:iCs w:val="false"/>
+          <w:sz w:val="24"/>
+          <w:szCs w:val="24"/>
+        </w:rPr>
+        <w:t xml:space="preserve">Une action, une cible, une trace : activer une discipline active sur le routeur du site cellulaire le plus chargé, la commande est dans le mémoire, une ligne de configuration, calée sous la capacité mesurée du lien. Coût : zéro ariary d'équipement. Durée : une fenêtre de maintenance. Retour : cinq minutes, la commande est réversible. Et l'instrument devient sentinelle : toute requête au-delà de l'échéance alerte au journal. La prescription ne porte que sur les équipements maîtrisés par la direction ; le dernier kilomètre opérateur relève de la discussion avec l'opérateur, appuyée par les mêmes mesures.</w:t>
+      </w:r>
+    </w:p>
+    <w:p>
+      <w:pPr>
+        <w:spacing w:after="140" w:before="240" w:line="360"/>
+      </w:pPr>
+      <w:r>
+        <w:rPr>
+          <w:rFonts w:ascii="Times New Roman" w:cs="Times New Roman" w:eastAsia="Times New Roman" w:hAnsi="Times New Roman"/>
+          <w:b/>
+          <w:bCs/>
+          <w:sz w:val="26"/>
+          <w:szCs w:val="26"/>
+        </w:rPr>
+        <w:t xml:space="preserve">CAKE est-il toujours le meilleur choix ?</w:t>
+      </w:r>
+    </w:p>
+    <w:p>
+      <w:pPr>
+        <w:spacing w:after="120" w:line="360"/>
+        <w:ind w:firstLine="709"/>
+        <w:jc w:val="both"/>
+      </w:pPr>
+      <w:r>
+        <w:rPr>
+          <w:rFonts w:ascii="Times New Roman" w:cs="Times New Roman" w:eastAsia="Times New Roman" w:hAnsi="Times New Roman"/>
+          <w:b w:val="false"/>
+          <w:bCs w:val="false"/>
+          <w:i w:val="false"/>
+          <w:iCs w:val="false"/>
+          <w:sz w:val="24"/>
+          <w:szCs w:val="24"/>
+        </w:rPr>
+        <w:t xml:space="preserve">Sur le profil cellulaire testé, il protège le mieux l'échéance : quatre-vingt-dix-huit pour cent. Sur la fibre, dont la latence de base est faible, toutes les cellules tiennent l'échéance : la file simple s'y comporte convenablement, et fq_codel par défaut y suffit. La recommandation du mémoire est différenciée par classe de lien, pas absolue.</w:t>
+      </w:r>
+    </w:p>
+    <w:p>
+      <w:pPr>
+        <w:spacing w:after="140" w:before="240" w:line="360"/>
+      </w:pPr>
+      <w:r>
+        <w:rPr>
+          <w:rFonts w:ascii="Times New Roman" w:cs="Times New Roman" w:eastAsia="Times New Roman" w:hAnsi="Times New Roman"/>
+          <w:b/>
+          <w:bCs/>
+          <w:sz w:val="26"/>
+          <w:szCs w:val="26"/>
+        </w:rPr>
+        <w:t xml:space="preserve">Vos résultats contredisent-ils la littérature ?</w:t>
+      </w:r>
+    </w:p>
+    <w:p>
+      <w:pPr>
+        <w:spacing w:after="120" w:line="360"/>
+        <w:ind w:firstLine="709"/>
+        <w:jc w:val="both"/>
+      </w:pPr>
+      <w:r>
+        <w:rPr>
+          <w:rFonts w:ascii="Times New Roman" w:cs="Times New Roman" w:eastAsia="Times New Roman" w:hAnsi="Times New Roman"/>
+          <w:b w:val="false"/>
+          <w:bCs w:val="false"/>
+          <w:i w:val="false"/>
+          <w:iCs w:val="false"/>
+          <w:sz w:val="24"/>
+          <w:szCs w:val="24"/>
+        </w:rPr>
+        <w:t xml:space="preserve">Ils la confirment sur un contexte peu documenté : des liens prépayés à forte latence de base. La hiérarchie des disciplines actives sur la file simple est celle de la RFC 8290 et des outils du domaine ; l'écart soixante contre quatre-vingt-dix-huit sur l'échéance à deux cent vingt millisecondes est l'apport local : la mesure de ce que la charge fait au trafic critique dans le contexte malgache, convertie en ariary, n'existait nulle part.</w:t>
+      </w:r>
+    </w:p>
+    <w:p>
+      <w:pPr>
+        <w:spacing w:after="140" w:before="240" w:line="360"/>
+      </w:pPr>
+      <w:r>
+        <w:rPr>
+          <w:rFonts w:ascii="Times New Roman" w:cs="Times New Roman" w:eastAsia="Times New Roman" w:hAnsi="Times New Roman"/>
+          <w:b/>
+          <w:bCs/>
+          <w:sz w:val="26"/>
+          <w:szCs w:val="26"/>
+        </w:rPr>
+        <w:t xml:space="preserve">Combien de temps pour développer l'outil ?</w:t>
+      </w:r>
+    </w:p>
+    <w:p>
+      <w:pPr>
+        <w:spacing w:after="120" w:line="360"/>
+        <w:ind w:firstLine="709"/>
+        <w:jc w:val="both"/>
+      </w:pPr>
+      <w:r>
+        <w:rPr>
+          <w:rFonts w:ascii="Times New Roman" w:cs="Times New Roman" w:eastAsia="Times New Roman" w:hAnsi="Times New Roman"/>
+          <w:b w:val="false"/>
+          <w:bCs w:val="false"/>
+          <w:i w:val="false"/>
+          <w:iCs w:val="false"/>
+          <w:sz w:val="24"/>
+          <w:szCs w:val="24"/>
+        </w:rPr>
+        <w:t xml:space="preserve">La conception de la mesure a précédé le développement : le protocole, les portes et les indicateurs d'abord, l'instrument ensuite. Le résultat : un binaire unique de treize mégaoctets, sans dépendance d'exécution, avec ses tests par paquet, un assistant d'installation en sept étapes et dix-huit commandes de déploiement et de contrôle.</w:t>
+      </w:r>
+    </w:p>
+    <w:p>
+      <w:pPr>
+        <w:spacing w:after="140" w:before="240" w:line="360"/>
+      </w:pPr>
+      <w:r>
+        <w:rPr>
+          <w:rFonts w:ascii="Times New Roman" w:cs="Times New Roman" w:eastAsia="Times New Roman" w:hAnsi="Times New Roman"/>
+          <w:b/>
+          <w:bCs/>
+          <w:sz w:val="26"/>
+          <w:szCs w:val="26"/>
+        </w:rPr>
+        <w:t xml:space="preserve">Un outil maison plutôt qu'existant : pourquoi ?</w:t>
+      </w:r>
+    </w:p>
+    <w:p>
+      <w:pPr>
+        <w:spacing w:after="120" w:line="360"/>
+        <w:ind w:firstLine="709"/>
+        <w:jc w:val="both"/>
+      </w:pPr>
+      <w:r>
+        <w:rPr>
+          <w:rFonts w:ascii="Times New Roman" w:cs="Times New Roman" w:eastAsia="Times New Roman" w:hAnsi="Times New Roman"/>
+          <w:b w:val="false"/>
+          <w:bCs w:val="false"/>
+          <w:i w:val="false"/>
+          <w:iCs w:val="false"/>
+          <w:sz w:val="24"/>
+          <w:szCs w:val="24"/>
+        </w:rPr>
+        <w:t xml:space="preserve">Deux raisons techniques : les outils publics de mesure s'exécutent sur des liens réels sans vérité contrôlée, ce qui interdit la comparaison reproductible de configurations ; et aucun n'archive ses résultats en fichiers gelés vérifiables, prolongeables par les tarifs locaux. L'apport : l'échéance comme engagement de service, la régularité comme indicateur de surveillance, le coût en ariary, et la chaîne de preuve du gel.</w:t>
+      </w:r>
+    </w:p>
+    <w:p>
+      <w:pPr>
+        <w:spacing w:after="140" w:before="240" w:line="360"/>
+      </w:pPr>
+      <w:r>
+        <w:rPr>
+          <w:rFonts w:ascii="Times New Roman" w:cs="Times New Roman" w:eastAsia="Times New Roman" w:hAnsi="Times New Roman"/>
+          <w:b/>
+          <w:bCs/>
+          <w:sz w:val="26"/>
+          <w:szCs w:val="26"/>
+        </w:rPr>
+        <w:t xml:space="preserve">Qui maintiendra ce code quand vous serez parti ?</w:t>
+      </w:r>
+    </w:p>
+    <w:p>
+      <w:pPr>
+        <w:spacing w:after="120" w:line="360"/>
+        <w:ind w:firstLine="709"/>
+        <w:jc w:val="both"/>
+      </w:pPr>
+      <w:r>
+        <w:rPr>
+          <w:rFonts w:ascii="Times New Roman" w:cs="Times New Roman" w:eastAsia="Times New Roman" w:hAnsi="Times New Roman"/>
+          <w:b w:val="false"/>
+          <w:bCs w:val="false"/>
+          <w:i w:val="false"/>
+          <w:iCs w:val="false"/>
+          <w:sz w:val="24"/>
+          <w:szCs w:val="24"/>
+        </w:rPr>
+        <w:t xml:space="preserve">Les faits : le dépôt est public sous licence libre, le binaire est statique sans dépendance, chaque paquet a ses tests, la documentation couvre l'usage, le déploiement et l'architecture. Un technicien de la direction peut reprendre l'installation et l'exploitation sans l'auteur. Le recadrage honnête : c'est d'abord un banc de recherche reproductible ; le gel garantit qu'on peut rejouer et vérifier, pas qu'un produit est prêt à dépanner.</w:t>
+      </w:r>
+    </w:p>
+    <w:p>
+      <w:pPr>
+        <w:spacing w:after="140" w:before="240" w:line="360"/>
+      </w:pPr>
+      <w:r>
+        <w:rPr>
+          <w:rFonts w:ascii="Times New Roman" w:cs="Times New Roman" w:eastAsia="Times New Roman" w:hAnsi="Times New Roman"/>
+          <w:b/>
+          <w:bCs/>
+          <w:sz w:val="26"/>
+          <w:szCs w:val="26"/>
+        </w:rPr>
+        <w:t xml:space="preserve">Généralisable à tout Madagascar ?</w:t>
+      </w:r>
+    </w:p>
+    <w:p>
+      <w:pPr>
+        <w:spacing w:after="120" w:line="360"/>
+        <w:ind w:firstLine="709"/>
+        <w:jc w:val="both"/>
+      </w:pPr>
+      <w:r>
+        <w:rPr>
+          <w:rFonts w:ascii="Times New Roman" w:cs="Times New Roman" w:eastAsia="Times New Roman" w:hAnsi="Times New Roman"/>
+          <w:b w:val="false"/>
+          <w:bCs w:val="false"/>
+          <w:i w:val="false"/>
+          <w:iCs w:val="false"/>
+          <w:sz w:val="24"/>
+          <w:szCs w:val="24"/>
+        </w:rPr>
+        <w:t xml:space="preserve">Les tendances se transportent aux liens de même classe : ce qui protège un lien cellulaire chargé protège un autre lien cellulaire chargé. Les valeurs absolues restent propres à chaque profil et se recalibrent par site : l'audit de terrain, en première perspective, produit exactement ces profils calés.</w:t>
+      </w:r>
+    </w:p>
+    <w:p>
+      <w:pPr>
+        <w:spacing w:after="140" w:before="240" w:line="360"/>
+      </w:pPr>
+      <w:r>
+        <w:rPr>
+          <w:rFonts w:ascii="Times New Roman" w:cs="Times New Roman" w:eastAsia="Times New Roman" w:hAnsi="Times New Roman"/>
+          <w:b/>
+          <w:bCs/>
+          <w:sz w:val="26"/>
+          <w:szCs w:val="26"/>
+        </w:rPr>
+        <w:t xml:space="preserve">Trois limites principales ?</w:t>
+      </w:r>
+    </w:p>
+    <w:p>
+      <w:pPr>
+        <w:spacing w:after="120" w:line="360"/>
+        <w:ind w:firstLine="709"/>
+        <w:jc w:val="both"/>
+      </w:pPr>
+      <w:r>
+        <w:rPr>
+          <w:rFonts w:ascii="Times New Roman" w:cs="Times New Roman" w:eastAsia="Times New Roman" w:hAnsi="Times New Roman"/>
+          <w:b w:val="false"/>
+          <w:bCs w:val="false"/>
+          <w:i w:val="false"/>
+          <w:iCs w:val="false"/>
+          <w:sz w:val="24"/>
+          <w:szCs w:val="24"/>
+        </w:rPr>
+        <w:t xml:space="preserve">Première : le trafic est synthétique, un flux de charge unique ne reproduit pas le multiplexage réel des applications. Deuxième : le banc reconstitue le lien d'accès, délai, gigue, perte, mais non la couche radio. Troisième : la fenêtre de charge de cent vingt secondes n'atteint pas la saturation prolongée d'une journée. Le mémoire en documente six en tout, avec leurs bornes : les trois citées ici sont celles qui touchent l'interprétation des chiffres, les trois autres, l'empan du dispositif.</w:t>
+      </w:r>
+    </w:p>
+    <w:p>
+      <w:pPr>
+        <w:spacing w:after="140" w:before="240" w:line="360"/>
+      </w:pPr>
+      <w:r>
+        <w:rPr>
+          <w:rFonts w:ascii="Times New Roman" w:cs="Times New Roman" w:eastAsia="Times New Roman" w:hAnsi="Times New Roman"/>
+          <w:b/>
+          <w:bCs/>
+          <w:sz w:val="26"/>
+          <w:szCs w:val="26"/>
+        </w:rPr>
+        <w:t xml:space="preserve">Starlink à débit fixe : les liens réels varient sans cesse ?</w:t>
+      </w:r>
+    </w:p>
+    <w:p>
+      <w:pPr>
+        <w:spacing w:after="120" w:line="360"/>
+        <w:ind w:firstLine="709"/>
+        <w:jc w:val="both"/>
+      </w:pPr>
+      <w:r>
+        <w:rPr>
+          <w:rFonts w:ascii="Times New Roman" w:cs="Times New Roman" w:eastAsia="Times New Roman" w:hAnsi="Times New Roman"/>
+          <w:b w:val="false"/>
+          <w:bCs w:val="false"/>
+          <w:i w:val="false"/>
+          <w:iCs w:val="false"/>
+          <w:sz w:val="24"/>
+          <w:szCs w:val="24"/>
+        </w:rPr>
+        <w:t xml:space="preserve">Juste : le profil P4 tient une capacité fixe et une gigue propre aux relais, pas la variation continue de débit minute par minute des liens cellulaires et orbitaux réels. Ce que le banc en dit : la latence de base passe de six cents à quarante millisecondes, la difficulté se déplace du délai vers la gigue, et la discipline active garde prise sur la gigue de file, pas sur celle de la constellation. La variation continue de capacité est une limite nommée, et l'adaptation de débit en continu relève des travaux qui existent dans la communauté : c'est une perspective, pas un acquis.</w:t>
+      </w:r>
+    </w:p>
+    <w:p>
+      <w:pPr>
+        <w:spacing w:after="140" w:before="240" w:line="360"/>
+      </w:pPr>
+      <w:r>
+        <w:rPr>
+          <w:rFonts w:ascii="Times New Roman" w:cs="Times New Roman" w:eastAsia="Times New Roman" w:hAnsi="Times New Roman"/>
+          <w:b/>
+          <w:bCs/>
+          <w:sz w:val="26"/>
+          <w:szCs w:val="26"/>
+        </w:rPr>
+        <w:t xml:space="preserve">Quel résultat vous a surpris ?</w:t>
+      </w:r>
+    </w:p>
+    <w:p>
+      <w:pPr>
+        <w:spacing w:after="120" w:line="360"/>
+        <w:ind w:firstLine="709"/>
+        <w:jc w:val="both"/>
+      </w:pPr>
+      <w:r>
+        <w:rPr>
+          <w:rFonts w:ascii="Times New Roman" w:cs="Times New Roman" w:eastAsia="Times New Roman" w:hAnsi="Times New Roman"/>
+          <w:b w:val="false"/>
+          <w:bCs w:val="false"/>
+          <w:i w:val="false"/>
+          <w:iCs w:val="false"/>
+          <w:sz w:val="24"/>
+          <w:szCs w:val="24"/>
+        </w:rPr>
+        <w:t xml:space="preserve">L'effondrement de CUBIC sur le profil cellulaire : trois cellules mises en quarantaine, non pour leur latence, excellente, mais parce que le contrôle fondé sur la perte interprète la perte de base du lien comme une congestion, réduit sa fenêtre et ne tient plus la charge. Le résultat détourné devient un enseignement : sur un lien cellulaire à perte de base, le choix du contrôle de congestion décide autant que la discipline de file.</w:t>
+      </w:r>
+    </w:p>
+    <w:p>
+      <w:pPr>
+        <w:spacing w:after="140" w:before="240" w:line="360"/>
+      </w:pPr>
+      <w:r>
+        <w:rPr>
+          <w:rFonts w:ascii="Times New Roman" w:cs="Times New Roman" w:eastAsia="Times New Roman" w:hAnsi="Times New Roman"/>
+          <w:b/>
+          <w:bCs/>
+          <w:sz w:val="26"/>
+          <w:szCs w:val="26"/>
+        </w:rPr>
+        <w:t xml:space="preserve">Que faudrait-il pour que votre conclusion principale soit fausse ?</w:t>
+      </w:r>
+    </w:p>
+    <w:p>
+      <w:pPr>
+        <w:spacing w:after="120" w:line="360"/>
+        <w:ind w:firstLine="709"/>
+        <w:jc w:val="both"/>
+      </w:pPr>
+      <w:r>
+        <w:rPr>
+          <w:rFonts w:ascii="Times New Roman" w:cs="Times New Roman" w:eastAsia="Times New Roman" w:hAnsi="Times New Roman"/>
+          <w:b w:val="false"/>
+          <w:bCs w:val="false"/>
+          <w:i w:val="false"/>
+          <w:iCs w:val="false"/>
+          <w:sz w:val="24"/>
+          <w:szCs w:val="24"/>
+        </w:rPr>
+        <w:t xml:space="preserve">Une campagne répétée, trois répétitions systématiques par cellule, qui montrerait l'écart d'échéance soixante contre quatre-vingt-dix-huit pour cent se refermer ou s'inverser sur le profil cellulaire. L'écart actuel est massif et cohérent avec la mécanique des files : mais la réponse exacte est celle-ci, la falsification possible est nommée, et la première perspective la met à l'épreuve.</w:t>
+      </w:r>
+    </w:p>
+    <w:p>
+      <w:pPr>
+        <w:spacing w:after="140" w:before="240" w:line="360"/>
+      </w:pPr>
+      <w:r>
+        <w:rPr>
+          <w:rFonts w:ascii="Times New Roman" w:cs="Times New Roman" w:eastAsia="Times New Roman" w:hAnsi="Times New Roman"/>
+          <w:b/>
+          <w:bCs/>
+          <w:sz w:val="26"/>
+          <w:szCs w:val="26"/>
+        </w:rPr>
+        <w:t xml:space="preserve">Expliquez votre mémoire à un directeur non technique, en une minute.</w:t>
+      </w:r>
+    </w:p>
+    <w:p>
+      <w:pPr>
+        <w:spacing w:after="120" w:line="360"/>
+        <w:ind w:firstLine="709"/>
+        <w:jc w:val="both"/>
+      </w:pPr>
+      <w:r>
+        <w:rPr>
+          <w:rFonts w:ascii="Times New Roman" w:cs="Times New Roman" w:eastAsia="Times New Roman" w:hAnsi="Times New Roman"/>
+          <w:b w:val="false"/>
+          <w:bCs w:val="false"/>
+          <w:i w:val="false"/>
+          <w:iCs w:val="false"/>
+          <w:sz w:val="24"/>
+          <w:szCs w:val="24"/>
+        </w:rPr>
+        <w:t xml:space="preserve">Nos liens téléphoniques prépayés transportent deux choses : les alertes qui sauvent des vies et les téléchargements qui remplissent les disques. Sur nos liens, les alertes attendaient derrière les téléchargements : soixante pour cent seulement arrivaient à temps. Un réglage du routeur, sans nouvel équipement, fait passer quatre-vingt-dix-huit pour cent des alertes à temps, au même prix d'abonnement. Le réglage tient en une ligne, la preuve est archivée et vérifiable, et le gaspillage évitable se chiffre en ariary.</w:t>
+      </w:r>
+    </w:p>
+    <w:p>
+      <w:pPr>
+        <w:spacing w:after="140" w:before="240" w:line="360"/>
+      </w:pPr>
+      <w:r>
+        <w:rPr>
+          <w:rFonts w:ascii="Times New Roman" w:cs="Times New Roman" w:eastAsia="Times New Roman" w:hAnsi="Times New Roman"/>
+          <w:b/>
+          <w:bCs/>
+          <w:sz w:val="26"/>
+          <w:szCs w:val="26"/>
+        </w:rPr>
+        <w:t xml:space="preserve">Phrases de dernier recours, à n'utiliser qu'en déplacement.</w:t>
+      </w:r>
+    </w:p>
+    <w:p>
+      <w:pPr>
+        <w:spacing w:after="120" w:line="360"/>
+        <w:ind w:firstLine="709"/>
+        <w:jc w:val="both"/>
+      </w:pPr>
+      <w:r>
+        <w:rPr>
+          <w:rFonts w:ascii="Times New Roman" w:cs="Times New Roman" w:eastAsia="Times New Roman" w:hAnsi="Times New Roman"/>
+          <w:b w:val="false"/>
+          <w:bCs w:val="false"/>
+          <w:i w:val="false"/>
+          <w:iCs w:val="false"/>
+          <w:sz w:val="24"/>
+          <w:szCs w:val="24"/>
+        </w:rPr>
+        <w:t xml:space="preserve">« C'est un choix de périmètre, documenté au chapitre méthodologie. » « La réponse complète figure dans le mémoire ; l'essentiel est le suivant. » « Je n'ai pas cette valeur sous la main ; la démarche pour l'obtenir serait celle-ci. » « Ce point dépasse mon périmètre ; voici ce que j'en comprends. » Chacune recadre sans esquiver ; aucune ne remplace une réponse chiffrée.</w:t>
       </w:r>
     </w:p>
     <w:sectPr>

--- a/book/livrable1-explication.docx
+++ b/book/livrable1-explication.docx
@@ -649,7 +649,7 @@
           <w:sz w:val="24"/>
           <w:szCs w:val="24"/>
         </w:rPr>
-        <w:t xml:space="preserve">Sur la voix, le score R confirme la hiérarchie : plus de 88 sur le profil fibre, environ 85 sur Starlink, autour de 71 sur le VSAT chargé. Le coût, calculé au palier mensuel de 4,5 gigaoctets, rend le gaspillage sensible : quelques centaines d'ariary par heure de charge sur un lien 4G, la fibre étant environ dix fois moins chère au gigaoctet.</w:t>
+        <w:t xml:space="preserve">Sur la voix, le score R confirme la hiérarchie : 92,9 sur le profil fibre au repos, 92,1 sur Starlink, 71,5 sur le VSAT. Le coût, calculé au palier mensuel de 4,5 gigaoctets, rend le gaspillage sensible : quelques centaines d'ariary par heure de charge sur un lien 4G, la fibre étant dix fois moins chère au gigaoctet.</w:t>
       </w:r>
     </w:p>
     <w:p>

--- a/book/livrable1-explication.docx
+++ b/book/livrable1-explication.docx
@@ -475,7 +475,7 @@
           <w:sz w:val="24"/>
           <w:szCs w:val="24"/>
         </w:rPr>
-        <w:t xml:space="preserve">Chaque essai rejoue l'un des quatre profils retenus. P1 représente la fibre du siège : 80 mégabits par seconde, 20 millisecondes d'aller-retour, sans perte. P2 représente la 4G de Yas, le cas d'étude central : 20 mégabits, 100 millisecondes, 0,5 pour cent de perte. P3 représente le VSAT des stations isolées : 5 mégabits et surtout 600 millisecondes, l'aller-retour imposé par un satellite géostationnaire placé à 36 000 kilomètres. P4, ajouté en fin de travail, représente Starlink : 100 mégabits, 40 millisecondes, avec une gigue marquée propre aux relais entre satellites en orbite basse.</w:t>
+        <w:t xml:space="preserve">Chaque essai rejoue l'un des quatre profils retenus. P1 représente la fibre du siège : 80 mégabits par seconde, 20 millisecondes d'aller-retour, gigue de 2 millisecondes, sans perte. P2 représente la 4G de Yas, le cas d'étude central : 20 mégabits, 100 millisecondes, gigue de 15 millisecondes, 0,5 pour cent de perte. P3 représente le VSAT des stations isolées : 5 mégabits et surtout 600 millisecondes, l'aller-retour imposé par un satellite géostationnaire placé à 36 000 kilomètres, gigue de 30 millisecondes, 1 pour cent de perte. P4, ajouté en fin de travail, représente Starlink : 100 mégabits, 40 millisecondes, gigue de 20 millisecondes et 0,3 pour cent de perte, avec une gigue marquée propre aux relais entre satellites en orbite basse.</w:t>
       </w:r>
     </w:p>
     <w:p>
@@ -509,7 +509,7 @@
           <w:sz w:val="24"/>
           <w:szCs w:val="24"/>
         </w:rPr>
-        <w:t xml:space="preserve">Chaque événement d'essai suit le même déroulement : trente secondes de calme pour mesurer l'état de repos, cent vingt secondes de charge pendant lesquelles un flux massif sature le lien, puis trente secondes de récupération. Huit portes de qualité, numérotées de zéro à sept, vérifient chaque événement : la cible répond-elle, la charge a-t-elle vraiment démarré, les sondes produisent-elles, la latence est-elle physiquement plausible, le débit cohérent, aucune ligne dupliquée, la mesure de repos stable, la machine pas saturée. Un événement qui échoue une porte majeure est mis en quarantaine : sa ligne est conservée mais exclue des résultats. Rien n'est caché, tout est compté.</w:t>
+        <w:t xml:space="preserve">Chaque événement d'essai suit le même déroulement : trente secondes de calme pour mesurer l'état de repos, cent vingt secondes de charge pendant lesquelles un flux massif sature le lien, puis trente secondes de récupération. Huit portes de qualité, numérotées de zéro à sept, vérifient chaque événement : la cible répond-elle, la charge a-t-elle vraiment démarré, les sondes produisent-elles, la latence est-elle physiquement plausible, le débit cohérent, aucune ligne dupliquée, la mesure de repos stable, la machine pas saturée. Un événement qui échoue une porte majeure est marqué invalid, mis en quarantaine : sa ligne est conservée mais exclue des médianes ; un événement partiellement réussi est marqué degraded et reste exploité. Rien n'est caché, tout est compté.</w:t>
       </w:r>
     </w:p>
     <w:p>
@@ -577,7 +577,7 @@
           <w:sz w:val="26"/>
           <w:szCs w:val="26"/>
         </w:rPr>
-        <w:t xml:space="preserve">Cinq indicateurs, chacun répond à une question</w:t>
+        <w:t xml:space="preserve">Six indicateurs, chacun répond à une question</w:t>
       </w:r>
     </w:p>
     <w:p>
@@ -649,7 +649,7 @@
           <w:sz w:val="24"/>
           <w:szCs w:val="24"/>
         </w:rPr>
-        <w:t xml:space="preserve">Sur la voix, le score R confirme la hiérarchie : 92,9 sur le profil fibre au repos, 92,1 sur Starlink, 71,5 sur le VSAT. Le coût, calculé au palier mensuel de 4,5 gigaoctets, rend le gaspillage sensible : quelques centaines d'ariary par heure de charge sur un lien 4G, la fibre étant dix fois moins chère au gigaoctet.</w:t>
+        <w:t xml:space="preserve">Sur la voix, le score R confirme la hiérarchie : 92,9 sur le profil fibre au repos, 92,1 sur Starlink, 91,4 sur le cellulaire, 71,5 sur le VSAT. Le coût, calculé au palier choisi (six forfaits réels, défaut mensuel de 4,5 gigaoctets), rend le gaspillage sensible : quelques centaines d'ariary par heure de charge sur un lien 4G, la fibre étant dix fois moins chère au gigaoctet.</w:t>
       </w:r>
     </w:p>
     <w:p>
@@ -1083,41 +1083,41 @@
           <w:sz w:val="24"/>
           <w:szCs w:val="24"/>
         </w:rPr>
-        <w:t xml:space="preserve">Les 134 runs sont horodatés par leur identifiant même : run-1788191429 commence par un horodatage Unix. La machine du banc : machine virtuelle Ubuntu, deux processeurs virtuels, et chaque événement porte sa colonne d'utilisation processeur, zéro pour cent sur les six événements du run final : la machine n'a pas influé. Réinstaller le banc et relancer la même campagne redonnerait des conditions identiques, c'est l'objet du banc.</w:t>
-      </w:r>
-    </w:p>
-    <w:p>
-      <w:pPr>
-        <w:spacing w:after="140" w:before="240" w:line="360"/>
-      </w:pPr>
-      <w:r>
-        <w:rPr>
-          <w:rFonts w:ascii="Times New Roman" w:cs="Times New Roman" w:eastAsia="Times New Roman" w:hAnsi="Times New Roman"/>
-          <w:b/>
-          <w:bCs/>
-          <w:sz w:val="26"/>
-          <w:szCs w:val="26"/>
-        </w:rPr>
-        <w:t xml:space="preserve">154 quarantaines pour 83 valides : pourquoi vous croire ?</w:t>
-      </w:r>
-    </w:p>
-    <w:p>
-      <w:pPr>
-        <w:spacing w:after="120" w:line="360"/>
-        <w:ind w:firstLine="709"/>
-        <w:jc w:val="both"/>
-      </w:pPr>
-      <w:r>
-        <w:rPr>
-          <w:rFonts w:ascii="Times New Roman" w:cs="Times New Roman" w:eastAsia="Times New Roman" w:hAnsi="Times New Roman"/>
-          <w:b w:val="false"/>
-          <w:bCs w:val="false"/>
-          <w:i w:val="false"/>
-          <w:iCs w:val="false"/>
-          <w:sz w:val="24"/>
-          <w:szCs w:val="24"/>
-        </w:rPr>
-        <w:t xml:space="preserve">Le ratio assume un choix : des portes larges auraient rempli les archives et affaibli les conclusions. Ce qui est en quarantaine : surtout les vagues de mise au point, où chaque durcissement d'une porte rejetait en bloc les événements antérieurs, et les cellules dont le régime de charge ne s'établissait pas. Ce que ça n'affecte pas : les 83 lignes valides, dont chacune a passé les huit contrôles. Le compte est publié, la quarantaine est conservée à côté des valides, et le lecteur peut reconstituer le filtre.</w:t>
+        <w:t xml:space="preserve">Les 153 runs sont horodatés par leur identifiant même : run-1788191429 commence par un horodatage Unix. La machine du banc : machine virtuelle Ubuntu, deux processeurs virtuels, et chaque événement porte sa colonne d'utilisation processeur, zéro pour cent sur les six événements du run final : la machine n'a pas influé. Réinstaller le banc et relancer la même campagne redonnerait des conditions identiques, c'est l'objet du banc.</w:t>
+      </w:r>
+    </w:p>
+    <w:p>
+      <w:pPr>
+        <w:spacing w:after="140" w:before="240" w:line="360"/>
+      </w:pPr>
+      <w:r>
+        <w:rPr>
+          <w:rFonts w:ascii="Times New Roman" w:cs="Times New Roman" w:eastAsia="Times New Roman" w:hAnsi="Times New Roman"/>
+          <w:b/>
+          <w:bCs/>
+          <w:sz w:val="26"/>
+          <w:szCs w:val="26"/>
+        </w:rPr>
+        <w:t xml:space="preserve">214 quarantaines pour 136 valides : pourquoi vous croire ?</w:t>
+      </w:r>
+    </w:p>
+    <w:p>
+      <w:pPr>
+        <w:spacing w:after="120" w:line="360"/>
+        <w:ind w:firstLine="709"/>
+        <w:jc w:val="both"/>
+      </w:pPr>
+      <w:r>
+        <w:rPr>
+          <w:rFonts w:ascii="Times New Roman" w:cs="Times New Roman" w:eastAsia="Times New Roman" w:hAnsi="Times New Roman"/>
+          <w:b w:val="false"/>
+          <w:bCs w:val="false"/>
+          <w:i w:val="false"/>
+          <w:iCs w:val="false"/>
+          <w:sz w:val="24"/>
+          <w:szCs w:val="24"/>
+        </w:rPr>
+        <w:t xml:space="preserve">Le ratio assume un choix : des portes larges auraient rempli les archives et affaibli les conclusions. Ce qui est en quarantaine : surtout les vagues de mise au point, où chaque durcissement d'une porte rejetait en bloc les événements antérieurs, et les cellules dont le régime de charge ne s'établissait pas. Ce que ça n'affecte pas : les 136 lignes valides, dont chacune a passé les huit contrôles. Le compte est publié, la quarantaine est conservée à côté des valides, et le lecteur peut reconstituer le filtre.</w:t>
       </w:r>
     </w:p>
     <w:p>
@@ -1151,7 +1151,7 @@
           <w:sz w:val="24"/>
           <w:szCs w:val="24"/>
         </w:rPr>
-        <w:t xml:space="preserve">D'abord nommer : la campagne finale conduit une répétition par cellule. Borner : n égale un interdit les comparaisons fines entre disciplines voisines ; il n'interdit pas les ordres de grandeur quand l'effet est massif : soixante contre quatre-vingt-dix-huit pour cent d'échéances, ce n'est pas un écart de bruit. Mitiger : les vagues antérieures comptent des répétitions, onze pour la file simple sous BBR sur le profil 4G, sept pour fq_codel, six pour CAKE, cinquante-et-une pour la cellule CUBIC de la fibre, et la fenêtre de charge elle-même agrège environ cent vingt observations de sondes : le p95 ne repose pas sur un point. Refermer : conclusions exploratoires sur les cellules à événement unique, consolidation par trois répétitions systématiques en premier travail futur.</w:t>
+        <w:t xml:space="preserve">D'abord nommer : la campagne finale conduit une répétition par cellule. Borner : n égale un interdit les comparaisons fines entre disciplines voisines ; il n'interdit pas les ordres de grandeur quand l'effet est massif : soixante contre quatre-vingt-dix-huit pour cent d'échéances, ce n'est pas un écart de bruit. Mitiger : les vagues antérieures comptent des répétitions, seize pour la file simple sous BBR sur le profil 4G, douze pour fq_codel, douze pour CAKE, cinquante-cinq pour la cellule CUBIC de la fibre, et la fenêtre de charge elle-même agrège environ cent vingt observations de sondes : le p95 ne repose pas sur un point. Refermer : conclusions exploratoires sur les cellules à événement unique, consolidation par trois répétitions systématiques en premier travail futur.</w:t>
       </w:r>
     </w:p>
     <w:p>
@@ -1200,26 +1200,26 @@
           <w:sz w:val="26"/>
           <w:szCs w:val="26"/>
         </w:rPr>
-        <w:t xml:space="preserve">Le VSAT P3 : aucune cellule valide. Vous cachez un échec ?</w:t>
-      </w:r>
-    </w:p>
-    <w:p>
-      <w:pPr>
-        <w:spacing w:after="120" w:line="360"/>
-        <w:ind w:firstLine="709"/>
-        <w:jc w:val="both"/>
-      </w:pPr>
-      <w:r>
-        <w:rPr>
-          <w:rFonts w:ascii="Times New Roman" w:cs="Times New Roman" w:eastAsia="Times New Roman" w:hAnsi="Times New Roman"/>
-          <w:b w:val="false"/>
-          <w:bCs w:val="false"/>
-          <w:i w:val="false"/>
-          <w:iCs w:val="false"/>
-          <w:sz w:val="24"/>
-          <w:szCs w:val="24"/>
-        </w:rPr>
-        <w:t xml:space="preserve">L'assumer avant qu'il soit trouvé : aucune cellule valide sur le profil P3. Un flux soutenu à cinq mégabits devant six cents millisecondes d'aller-retour ne tient pas la porte du débit cohérent ; aucune combinaison testée n'y est parvenue. Le résultat est double : la stricte application des portes exclut ce profil, et la physique du satellite géostationnaire place le plancher de latence hors de portée de toute configuration. Le mémoire le publie tel quel, c'est une borne du dispositif, pas un angle mort.</w:t>
+        <w:t xml:space="preserve">Le VSAT P3 : neuf lignes valides à échéance nulle. Que conclure ?</w:t>
+      </w:r>
+    </w:p>
+    <w:p>
+      <w:pPr>
+        <w:spacing w:after="120" w:line="360"/>
+        <w:ind w:firstLine="709"/>
+        <w:jc w:val="both"/>
+      </w:pPr>
+      <w:r>
+        <w:rPr>
+          <w:rFonts w:ascii="Times New Roman" w:cs="Times New Roman" w:eastAsia="Times New Roman" w:hAnsi="Times New Roman"/>
+          <w:b w:val="false"/>
+          <w:bCs w:val="false"/>
+          <w:i w:val="false"/>
+          <w:iCs w:val="false"/>
+          <w:sz w:val="24"/>
+          <w:szCs w:val="24"/>
+        </w:rPr>
+        <w:t xml:space="preserve">L'assumer avant qu'il soit trouvé : neuf lignes valides sur le profil P3, trois par cellule sous BBR, toutes à échéance nulle. Un flux soutenu à cinq mégabits devant six cents millisecondes d'aller-retour ne tient pas la porte du débit cohérent ; les disciplines actives y passent les portes mais n'ouvrent aucune fenêtre de latence utile. Le résultat est double : la stricte application des portes confirme la thèse par la mesure, et la physique du satellite géostationnaire place le plancher de latence hors de portée de toute configuration. Le mémoire le publie tel quel, c'est une borne du dispositif, pas un angle mort.</w:t>
       </w:r>
     </w:p>
     <w:p>
@@ -1287,7 +1287,7 @@
           <w:sz w:val="24"/>
           <w:szCs w:val="24"/>
         </w:rPr>
-        <w:t xml:space="preserve">Deux raisons, assumées : laisser à CUBIC le temps d'atteindre son régime établi, qui met plusieurs dizaines de secondes à monter sur un lien à cent millisecondes d'aller-retour ; et borner le volume consommé par campagne, ce que le contexte prépayé impose. Le standard de la communauté fait cinq plus soixante plus cinq secondes : la fenêtre retenue couvre le régime établi des deux contrôles testés, et la répétition des événements compense ce qu'elle ne couvre pas des effets prolongés. La saturation d'une journée entière reste une limite nommée.</w:t>
+        <w:t xml:space="preserve">Deux raisons, assumées : laisser à CUBIC le temps d'atteindre son régime établi, qui met plusieurs dizaines de secondes à monter sur un lien à cent millisecondes d'aller-retour ; et borner le volume consommé par campagne, ce que le contexte prépayé impose. Le standard de la communauté fait cinq plus soixante plus cinq secondes : la fenêtre retenue couvre le régime établi des deux contrôles testés, et la répétition des événements compense ce qu'elle ne couvre pas des effets prolongés. La saturation d'une journée entière reste une limite nommée. Le sens download se mesure en miroir (shaper côté serveur), et le mode both enchaîne montée puis descente en RRUL séquentiel.</w:t>
       </w:r>
     </w:p>
     <w:p>
@@ -1321,7 +1321,7 @@
           <w:sz w:val="24"/>
           <w:szCs w:val="24"/>
         </w:rPr>
-        <w:t xml:space="preserve">Sur les cellules à répétitions multiples, l'écart médiane contre p95 des p95 existe et est publié : la cellule CUBIC de la fibre tient une médiane de p95 à cinquante-cinq millisecondes et un p95 des p95 à sept cent quarante-six : la dispersion est visible, pas cachée. Sur les cellules à événement unique, n égale un interdit le test de dispersion : c'est la limite nommée, et la première perspective la lève. Ce que l'écart massif soixante contre quatre-vingt-dix-huit pour cent ne risque pas : un chevauchement de bruit.</w:t>
+        <w:t xml:space="preserve">Sur les cellules à répétitions multiples, l'écart médiane contre p95 des p95 existe et est publié : la cellule CUBIC de la fibre tient une médiane de p95 à soixante millisecondes et un p95 des p95 à sept cent soixante-trois : la dispersion est visible, pas cachée. Sur les cellules à événement unique, n égale un interdit le test de dispersion : c'est la limite nommée, et la première perspective la lève. Ce que l'écart massif soixante contre quatre-vingt-dix-huit pour cent ne risque pas : un chevauchement de bruit.</w:t>
       </w:r>
     </w:p>
     <w:p>
@@ -1729,7 +1729,7 @@
           <w:sz w:val="24"/>
           <w:szCs w:val="24"/>
         </w:rPr>
-        <w:t xml:space="preserve">Juste : le profil P4 tient une capacité fixe et une gigue propre aux relais, pas la variation continue de débit minute par minute des liens cellulaires et orbitaux réels. Ce que le banc en dit : la latence de base passe de six cents à quarante millisecondes, la difficulté se déplace du délai vers la gigue, et la discipline active garde prise sur la gigue de file, pas sur celle de la constellation. La variation continue de capacité est une limite nommée, et l'adaptation de débit en continu relève des travaux qui existent dans la communauté : c'est une perspective, pas un acquis.</w:t>
+        <w:t xml:space="preserve">Juste : le profil P4 tient une capacité fixe et une gigue propre aux relais, pas la variation continue de débit minute par minute des liens cellulaires et orbitaux réels. Les pertes en rafales, elles, sont modélisées (Gilbert-Elliott). Ce que le banc en dit : la latence de base passe de six cents à quarante millisecondes, la difficulté se déplace du délai vers la gigue, et la discipline active garde prise sur la gigue de file, pas sur celle de la constellation. La variation continue de capacité est une limite nommée, et l'adaptation de débit en continu relève des travaux qui existent dans la communauté : c'est une perspective, pas un acquis.</w:t>
       </w:r>
     </w:p>
     <w:p>
@@ -1763,7 +1763,7 @@
           <w:sz w:val="24"/>
           <w:szCs w:val="24"/>
         </w:rPr>
-        <w:t xml:space="preserve">L'effondrement de CUBIC sur le profil cellulaire : trois cellules mises en quarantaine, non pour leur latence, excellente, mais parce que le contrôle fondé sur la perte interprète la perte de base du lien comme une congestion, réduit sa fenêtre et ne tient plus la charge. Le résultat détourné devient un enseignement : sur un lien cellulaire à perte de base, le choix du contrôle de congestion décide autant que la discipline de file.</w:t>
+        <w:t xml:space="preserve">L'effondrement de CUBIC sur le profil cellulaire : trois cellules marquées invalid, non pour leur latence, excellente, mais parce que le contrôle fondé sur la perte interprète la perte de base du lien comme une congestion, réduit sa fenêtre et ne tient plus la charge. Le résultat détourné devient un enseignement : sur un lien cellulaire à perte de base, le choix du contrôle de congestion décide autant que la discipline de file.</w:t>
       </w:r>
     </w:p>
     <w:p>

--- a/book/livrable1-explication.docx
+++ b/book/livrable1-explication.docx
@@ -928,7 +928,7 @@
           <w:sz w:val="24"/>
           <w:szCs w:val="24"/>
         </w:rPr>
-        <w:t xml:space="preserve">Comment utiliser ce kit : chaque réponse suit le même squelette en quatre temps. Nommer la limite sans l'adoucir. Borner : ce qu'elle affecte, ce qu'elle n'affecte pas. Mitiger : ce qui est fait malgré elle. Refermer : la portée exacte de l'affirmation. Chaque réponse tient en moins d'une minute et porte au moins un chiffre exact des archives.</w:t>
+        <w:t xml:space="preserve">Comment utiliser ce kit : les questions suivent un ordre progressif, du plus simple au plus profond — ce qu'est le projet, à quoi il sert, ce qu'il prouve, comment il mesure, puis les classiques du jury. Chaque réponse suit le même squelette en quatre temps. Nommer la limite sans l'adoucir. Borner : ce qu'elle affecte, ce qu'elle n'affecte pas. Mitiger : ce qui est fait malgré elle. Refermer : la portée exacte de l'affirmation. Chaque réponse tient en moins d'une minute et porte au moins un chiffre exact des archives.</w:t>
       </w:r>
     </w:p>
     <w:p>
@@ -996,6 +996,346 @@
           <w:sz w:val="26"/>
           <w:szCs w:val="26"/>
         </w:rPr>
+        <w:t xml:space="preserve">C'est quoi, ce projet, au juste ?</w:t>
+      </w:r>
+    </w:p>
+    <w:p>
+      <w:pPr>
+        <w:spacing w:after="120" w:line="360"/>
+        <w:ind w:firstLine="709"/>
+        <w:jc w:val="both"/>
+      </w:pPr>
+      <w:r>
+        <w:rPr>
+          <w:rFonts w:ascii="Times New Roman" w:cs="Times New Roman" w:eastAsia="Times New Roman" w:hAnsi="Times New Roman"/>
+          <w:b w:val="false"/>
+          <w:bCs w:val="false"/>
+          <w:i w:val="false"/>
+          <w:iCs w:val="false"/>
+          <w:sz w:val="24"/>
+          <w:szCs w:val="24"/>
+        </w:rPr>
+        <w:t xml:space="preserve">Un instrument qui répond à une question simple : quand un gros téléchargement sature notre lien, nos petites requêtes urgentes attendent-elles derrière lui, et que faut-il régler pour qu'elles passent ? L'instrument mesure, compare les réglages possibles à conditions identiques, et archive chaque mesure avec une preuve qu'on peut revérifier. Deux moitiés : un audit, qui mesure un lien réel sans rien y toucher ; un banc, qui rejoue quatre types de liens et teste trois disciplines de file contre deux émetteurs. Le tout tient dans un seul fichier, sans installation.</w:t>
+      </w:r>
+    </w:p>
+    <w:p>
+      <w:pPr>
+        <w:spacing w:after="140" w:before="240" w:line="360"/>
+      </w:pPr>
+      <w:r>
+        <w:rPr>
+          <w:rFonts w:ascii="Times New Roman" w:cs="Times New Roman" w:eastAsia="Times New Roman" w:hAnsi="Times New Roman"/>
+          <w:b/>
+          <w:bCs/>
+          <w:sz w:val="26"/>
+          <w:szCs w:val="26"/>
+        </w:rPr>
+        <w:t xml:space="preserve">Rappelle-moi ta méthodologie, simplement.</w:t>
+      </w:r>
+    </w:p>
+    <w:p>
+      <w:pPr>
+        <w:spacing w:after="120" w:line="360"/>
+        <w:ind w:firstLine="709"/>
+        <w:jc w:val="both"/>
+      </w:pPr>
+      <w:r>
+        <w:rPr>
+          <w:rFonts w:ascii="Times New Roman" w:cs="Times New Roman" w:eastAsia="Times New Roman" w:hAnsi="Times New Roman"/>
+          <w:b w:val="false"/>
+          <w:bCs w:val="false"/>
+          <w:i w:val="false"/>
+          <w:iCs w:val="false"/>
+          <w:sz w:val="24"/>
+          <w:szCs w:val="24"/>
+        </w:rPr>
+        <w:t xml:space="preserve">Trois gestes, toujours dans cet ordre. D'abord auditer : mesurer le lien réel, au repos puis sous une courte charge, pour savoir ce que subissent les utilisateurs aujourd'hui. Ensuite comparer : rejouer ce lien sur le banc et tester chaque réglage aux mêmes conditions, avec huit contrôles automatiques qui rejettent toute mesure douteuse. Enfin prescrire : transformer l'écart mesuré en une ligne de configuration, l'appliquer, et re-mesurer pour vérifier. Mesurer, comparer, appliquer, re-mesurer : si une étape manque, on ne recommande rien.</w:t>
+      </w:r>
+    </w:p>
+    <w:p>
+      <w:pPr>
+        <w:spacing w:after="140" w:before="240" w:line="360"/>
+      </w:pPr>
+      <w:r>
+        <w:rPr>
+          <w:rFonts w:ascii="Times New Roman" w:cs="Times New Roman" w:eastAsia="Times New Roman" w:hAnsi="Times New Roman"/>
+          <w:b/>
+          <w:bCs/>
+          <w:sz w:val="26"/>
+          <w:szCs w:val="26"/>
+        </w:rPr>
+        <w:t xml:space="preserve">Pourquoi ces métriques-là, et pas d'autres ?</w:t>
+      </w:r>
+    </w:p>
+    <w:p>
+      <w:pPr>
+        <w:spacing w:after="120" w:line="360"/>
+        <w:ind w:firstLine="709"/>
+        <w:jc w:val="both"/>
+      </w:pPr>
+      <w:r>
+        <w:rPr>
+          <w:rFonts w:ascii="Times New Roman" w:cs="Times New Roman" w:eastAsia="Times New Roman" w:hAnsi="Times New Roman"/>
+          <w:b w:val="false"/>
+          <w:bCs w:val="false"/>
+          <w:i w:val="false"/>
+          <w:iCs w:val="false"/>
+          <w:sz w:val="24"/>
+          <w:szCs w:val="24"/>
+        </w:rPr>
+        <w:t xml:space="preserve">Chacune répond à une question de quelqu'un. La médiane et le p95 : ce que vivent les requêtes, typiques et malchanceuses — la moyenne noierait les secondes qui comptent. Le respect d'échéance : la langue de l'exploitation, un engagement vérifiable plutôt qu'une statistique. Le QDI : la régularité, sans laquelle aucune alerte automatique n'est possible. Le score de voix : ce qu'entendrait un appel sur ce lien. Le coût en ariary : ce que paie la direction, au palier réellement souscrit. Six métriques, six lecteurs : le technicien, l'exploitant, le superviseur, l'usager voix, le financier. Aucune n'est décorative.</w:t>
+      </w:r>
+    </w:p>
+    <w:p>
+      <w:pPr>
+        <w:spacing w:after="140" w:before="240" w:line="360"/>
+      </w:pPr>
+      <w:r>
+        <w:rPr>
+          <w:rFonts w:ascii="Times New Roman" w:cs="Times New Roman" w:eastAsia="Times New Roman" w:hAnsi="Times New Roman"/>
+          <w:b/>
+          <w:bCs/>
+          <w:sz w:val="26"/>
+          <w:szCs w:val="26"/>
+        </w:rPr>
+        <w:t xml:space="preserve">Quelle est ta problématique exacte ?</w:t>
+      </w:r>
+    </w:p>
+    <w:p>
+      <w:pPr>
+        <w:spacing w:after="120" w:line="360"/>
+        <w:ind w:firstLine="709"/>
+        <w:jc w:val="both"/>
+      </w:pPr>
+      <w:r>
+        <w:rPr>
+          <w:rFonts w:ascii="Times New Roman" w:cs="Times New Roman" w:eastAsia="Times New Roman" w:hAnsi="Times New Roman"/>
+          <w:b w:val="false"/>
+          <w:bCs w:val="false"/>
+          <w:i w:val="false"/>
+          <w:iCs w:val="false"/>
+          <w:sz w:val="24"/>
+          <w:szCs w:val="24"/>
+        </w:rPr>
+        <w:t xml:space="preserve">À conditions de lien identiques, comment le choix de la discipline de file affecte-t-il la latence des petites requêtes, et ce effet dépend-il de l'émetteur ? Puis : l'avantage tient-il sur les liens dégradés, et quel levier concret recommander, avec quelle confiance mesurée ? Quatre questions, QR1 à QR4, une seule phrase chacune, et chaque chapitre du mémoire répond à l'une d'elles. Si le jury ne retient qu'une phrase : peut-on protéger le trafic critique sans perdre de débit, et à quel prix en ariary.</w:t>
+      </w:r>
+    </w:p>
+    <w:p>
+      <w:pPr>
+        <w:spacing w:after="140" w:before="240" w:line="360"/>
+      </w:pPr>
+      <w:r>
+        <w:rPr>
+          <w:rFonts w:ascii="Times New Roman" w:cs="Times New Roman" w:eastAsia="Times New Roman" w:hAnsi="Times New Roman"/>
+          <w:b/>
+          <w:bCs/>
+          <w:sz w:val="26"/>
+          <w:szCs w:val="26"/>
+        </w:rPr>
+        <w:t xml:space="preserve">Quelle est ta contribution originale ?</w:t>
+      </w:r>
+    </w:p>
+    <w:p>
+      <w:pPr>
+        <w:spacing w:after="120" w:line="360"/>
+        <w:ind w:firstLine="709"/>
+        <w:jc w:val="both"/>
+      </w:pPr>
+      <w:r>
+        <w:rPr>
+          <w:rFonts w:ascii="Times New Roman" w:cs="Times New Roman" w:eastAsia="Times New Roman" w:hAnsi="Times New Roman"/>
+          <w:b w:val="false"/>
+          <w:bCs w:val="false"/>
+          <w:i w:val="false"/>
+          <w:iCs w:val="false"/>
+          <w:sz w:val="24"/>
+          <w:szCs w:val="24"/>
+        </w:rPr>
+        <w:t xml:space="preserve">Pas une théorie : une preuve locale qui n'existait nulle part. Personne n'avait mesuré, sur des profils représentatifs des liens malgaches prépayés, ce que la charge fait au trafic critique, ni converti ce gaspillage en ariary au palier réel. L'apport tient en trois objets : le premier jeu de mesures comparatives du domaine sur ce terrain, la métrique budgétaire qui parle à la direction, et l'instrument reproductible qui permet à l'institution de refaire la mesure sans l'auteur. Un master n'a pas à révolutionner son champ : il doit produire un fait neuf, vérifiable, utile.</w:t>
+      </w:r>
+    </w:p>
+    <w:p>
+      <w:pPr>
+        <w:spacing w:after="140" w:before="240" w:line="360"/>
+      </w:pPr>
+      <w:r>
+        <w:rPr>
+          <w:rFonts w:ascii="Times New Roman" w:cs="Times New Roman" w:eastAsia="Times New Roman" w:hAnsi="Times New Roman"/>
+          <w:b/>
+          <w:bCs/>
+          <w:sz w:val="26"/>
+          <w:szCs w:val="26"/>
+        </w:rPr>
+        <w:t xml:space="preserve">À quoi ça sert, dans l'entreprise ? Qu'est-ce que ça apporte ?</w:t>
+      </w:r>
+    </w:p>
+    <w:p>
+      <w:pPr>
+        <w:spacing w:after="120" w:line="360"/>
+        <w:ind w:firstLine="709"/>
+        <w:jc w:val="both"/>
+      </w:pPr>
+      <w:r>
+        <w:rPr>
+          <w:rFonts w:ascii="Times New Roman" w:cs="Times New Roman" w:eastAsia="Times New Roman" w:hAnsi="Times New Roman"/>
+          <w:b w:val="false"/>
+          <w:bCs w:val="false"/>
+          <w:i w:val="false"/>
+          <w:iCs w:val="false"/>
+          <w:sz w:val="24"/>
+          <w:szCs w:val="24"/>
+        </w:rPr>
+        <w:t xml:space="preserve">À décider sans deviner. Aujourd'hui, configurer un routeur de site, c'est appliquer une recette trouvée en ligne et espérer. Avec cet instrument, la direction sait, pour chaque classe de lien, quel réglage protège les alertes et combien coûte le gaspillage évité — en ariary, au forfait souscrit. Ce que ça apporte : des décisions de configuration justifiées par des mesures locales au lieu d'intuitions, un chiffrage budgétaire du gaspillage, et une sentinelle qui surveille les liens après configuration. Le mémoire ne vend pas un réglage ; il vend la fin des réglages à l'aveugle.</w:t>
+      </w:r>
+    </w:p>
+    <w:p>
+      <w:pPr>
+        <w:spacing w:after="140" w:before="240" w:line="360"/>
+      </w:pPr>
+      <w:r>
+        <w:rPr>
+          <w:rFonts w:ascii="Times New Roman" w:cs="Times New Roman" w:eastAsia="Times New Roman" w:hAnsi="Times New Roman"/>
+          <w:b/>
+          <w:bCs/>
+          <w:sz w:val="26"/>
+          <w:szCs w:val="26"/>
+        </w:rPr>
+        <w:t xml:space="preserve">Concrètement, comment les gens vont l'utiliser ?</w:t>
+      </w:r>
+    </w:p>
+    <w:p>
+      <w:pPr>
+        <w:spacing w:after="120" w:line="360"/>
+        <w:ind w:firstLine="709"/>
+        <w:jc w:val="both"/>
+      </w:pPr>
+      <w:r>
+        <w:rPr>
+          <w:rFonts w:ascii="Times New Roman" w:cs="Times New Roman" w:eastAsia="Times New Roman" w:hAnsi="Times New Roman"/>
+          <w:b w:val="false"/>
+          <w:bCs w:val="false"/>
+          <w:i w:val="false"/>
+          <w:iCs w:val="false"/>
+          <w:sz w:val="24"/>
+          <w:szCs w:val="24"/>
+        </w:rPr>
+        <w:t xml:space="preserve">Trois usages, trois personnes. Le technicien du site cellulaire le plus chargé lance un audit de trente secondes, lit la note de santé du lien, applique la ligne de configuration prescrite pendant une fenêtre de maintenance, et re-mesure : avant, après, écart, verdict. L'agent régional sans navigateur pilote tout depuis le terminal, mêmes valeurs, mêmes commandes. La direction reçoit le constat signé, deux pages, avec l'empreinte de preuve : elle approuve une dépense ou un changement en lisant un écart mesuré, pas une promesse. Aucun usage n'exige de comprendre le banc : l'outil demande le lien, rend un verdict.</w:t>
+      </w:r>
+    </w:p>
+    <w:p>
+      <w:pPr>
+        <w:spacing w:after="140" w:before="240" w:line="360"/>
+      </w:pPr>
+      <w:r>
+        <w:rPr>
+          <w:rFonts w:ascii="Times New Roman" w:cs="Times New Roman" w:eastAsia="Times New Roman" w:hAnsi="Times New Roman"/>
+          <w:b/>
+          <w:bCs/>
+          <w:sz w:val="26"/>
+          <w:szCs w:val="26"/>
+        </w:rPr>
+        <w:t xml:space="preserve">Ton projet est-il réel, ou juste une maquette de recherche ?</w:t>
+      </w:r>
+    </w:p>
+    <w:p>
+      <w:pPr>
+        <w:spacing w:after="120" w:line="360"/>
+        <w:ind w:firstLine="709"/>
+        <w:jc w:val="both"/>
+      </w:pPr>
+      <w:r>
+        <w:rPr>
+          <w:rFonts w:ascii="Times New Roman" w:cs="Times New Roman" w:eastAsia="Times New Roman" w:hAnsi="Times New Roman"/>
+          <w:b w:val="false"/>
+          <w:bCs w:val="false"/>
+          <w:i w:val="false"/>
+          <w:iCs w:val="false"/>
+          <w:sz w:val="24"/>
+          <w:szCs w:val="24"/>
+        </w:rPr>
+        <w:t xml:space="preserve">Réel, et démontrable de quatre façons qui ne sont pas le hash. Un : l'audit tourne sur n'importe quel lien réel depuis n'importe quel poste, sans droits admin — le jury peut le lancer sur son propre téléphone partagé en cinq minutes. Deux : le banc rejoue un run gelé et réaffiche les mêmes chiffres, preuve que la mesure n'est pas un coup de chance. Trois : chaque figure du mémoire se régénère depuis les archives en une commande, sans toucher un chiffre à la main. Quatre : la recette tc exportée s'applique sur un routeur Linux et la re-mesure montre l'écart. Le hash ne prouve que l'intégrité des fichiers ; la réalité du projet se prouve en le faisant tourner devant le jury.</w:t>
+      </w:r>
+    </w:p>
+    <w:p>
+      <w:pPr>
+        <w:spacing w:after="140" w:before="240" w:line="360"/>
+      </w:pPr>
+      <w:r>
+        <w:rPr>
+          <w:rFonts w:ascii="Times New Roman" w:cs="Times New Roman" w:eastAsia="Times New Roman" w:hAnsi="Times New Roman"/>
+          <w:b/>
+          <w:bCs/>
+          <w:sz w:val="26"/>
+          <w:szCs w:val="26"/>
+        </w:rPr>
+        <w:t xml:space="preserve">Pourquoi pas pfSense ou OPNsense, qui savent déjà façonner ?</w:t>
+      </w:r>
+    </w:p>
+    <w:p>
+      <w:pPr>
+        <w:spacing w:after="120" w:line="360"/>
+        <w:ind w:firstLine="709"/>
+        <w:jc w:val="both"/>
+      </w:pPr>
+      <w:r>
+        <w:rPr>
+          <w:rFonts w:ascii="Times New Roman" w:cs="Times New Roman" w:eastAsia="Times New Roman" w:hAnsi="Times New Roman"/>
+          <w:b w:val="false"/>
+          <w:bCs w:val="false"/>
+          <w:i w:val="false"/>
+          <w:iCs w:val="false"/>
+          <w:sz w:val="24"/>
+          <w:szCs w:val="24"/>
+        </w:rPr>
+        <w:t xml:space="preserve">Bonne objection, mauvaise opposition : pfSense exécute, cet instrument prouve quoi exécuter. Un pare-feu avec limiteur sait appliquer une file, mais il ne dit pas laquelle protège les alertes sur un lien 4G à 0,5 % de perte, ne compare pas les réglages à conditions identiques, n'archive pas de preuve rejouable et ne chiffre rien en ariary. La réponse honnête au jury : une fois la mesure faite ici, la prescription s'applique très bien sur pfSense, MikroTik ou Linux nu — le mémoire donne même la traduction matérielle. L'instrument n'est pas un concurrent du pare-feu, c'est le laboratoire qui justifie son réglage.</w:t>
+      </w:r>
+    </w:p>
+    <w:p>
+      <w:pPr>
+        <w:spacing w:after="140" w:before="240" w:line="360"/>
+      </w:pPr>
+      <w:r>
+        <w:rPr>
+          <w:rFonts w:ascii="Times New Roman" w:cs="Times New Roman" w:eastAsia="Times New Roman" w:hAnsi="Times New Roman"/>
+          <w:b/>
+          <w:bCs/>
+          <w:sz w:val="26"/>
+          <w:szCs w:val="26"/>
+        </w:rPr>
+        <w:t xml:space="preserve">Tu avais trois questions de recherche : quel est le verdict final du projet ?</w:t>
+      </w:r>
+    </w:p>
+    <w:p>
+      <w:pPr>
+        <w:spacing w:after="120" w:line="360"/>
+        <w:ind w:firstLine="709"/>
+        <w:jc w:val="both"/>
+      </w:pPr>
+      <w:r>
+        <w:rPr>
+          <w:rFonts w:ascii="Times New Roman" w:cs="Times New Roman" w:eastAsia="Times New Roman" w:hAnsi="Times New Roman"/>
+          <w:b w:val="false"/>
+          <w:bCs w:val="false"/>
+          <w:i w:val="false"/>
+          <w:iCs w:val="false"/>
+          <w:sz w:val="24"/>
+          <w:szCs w:val="24"/>
+        </w:rPr>
+        <w:t xml:space="preserve">Question un, l'effet de la discipline : prouvé et massif — sur lien cellulaire chargé, la file simple ne sauve qu'à peine trois requêtes critiques sur cinq quand les disciplines actives en sauvent la quasi-totalité, débit préservé. Question deux, l'interaction avec l'émetteur : l'émetteur décide autant que la file — BBR remplit la file simple jusqu'au plafond pendant que CUBIC s'effondre sur la perte de base du lien ; il n'y a pas de bon réglage sans choisir les deux leviers ensemble. Question trois, la robustesse : l'avantage tient sur la fibre et l'orbite basse, s'effondre avec le lien sur le satellite géostationnaire où la physique interdit toute fenêtre utile. Verdict opérationnel : discipline active partout sauf là où la physique l'interdit, capacité calée sous la capacité mesurée, et re-mesure après chaque changement.</w:t>
+      </w:r>
+    </w:p>
+    <w:p>
+      <w:pPr>
+        <w:spacing w:after="140" w:before="240" w:line="360"/>
+      </w:pPr>
+      <w:r>
+        <w:rPr>
+          <w:rFonts w:ascii="Times New Roman" w:cs="Times New Roman" w:eastAsia="Times New Roman" w:hAnsi="Times New Roman"/>
+          <w:b/>
+          <w:bCs/>
+          <w:sz w:val="26"/>
+          <w:szCs w:val="26"/>
+        </w:rPr>
         <w:t xml:space="preserve">D'où viennent vos données ?</w:t>
       </w:r>
     </w:p>
@@ -1083,7 +1423,7 @@
           <w:sz w:val="24"/>
           <w:szCs w:val="24"/>
         </w:rPr>
-        <w:t xml:space="preserve">Les 153 runs sont horodatés par leur identifiant même : run-1788191429 commence par un horodatage Unix. La machine du banc : machine virtuelle Ubuntu, deux processeurs virtuels, et chaque événement porte sa colonne d'utilisation processeur, zéro pour cent sur les six événements du run final : la machine n'a pas influé. Réinstaller le banc et relancer la même campagne redonnerait des conditions identiques, c'est l'objet du banc.</w:t>
+        <w:t xml:space="preserve">Les 153 runs sont horodatés par leur identifiant même : run-1788191429 commence par un horodatage Unix. La machine du banc : serveur physique hébergé à Météo Madagascar, sous Ubuntu Server, et chaque événement porte sa colonne d'utilisation processeur, zéro pour cent sur les six événements du run final : la machine n'a pas influé. Réinstaller le banc et relancer la même campagne redonnerait des conditions identiques, c'est l'objet du banc.</w:t>
       </w:r>
     </w:p>
     <w:p>
@@ -1302,7 +1642,7 @@
           <w:sz w:val="26"/>
           <w:szCs w:val="26"/>
         </w:rPr>
-        <w:t xml:space="preserve">Votre p95, sans barre d'erreur : 40 et 55 millisecondes, est-ce différent ?</w:t>
+        <w:t xml:space="preserve">Votre p95, sans barre d'erreur : 60 et 763 millisecondes, est-ce différent ?</w:t>
       </w:r>
     </w:p>
     <w:p>
@@ -1559,7 +1899,7 @@
           <w:sz w:val="24"/>
           <w:szCs w:val="24"/>
         </w:rPr>
-        <w:t xml:space="preserve">La conception de la mesure a précédé le développement : le protocole, les portes et les indicateurs d'abord, l'instrument ensuite. Le résultat : un binaire unique de treize mégaoctets, sans dépendance d'exécution, avec ses tests par paquet, un assistant d'installation en sept étapes et dix-huit commandes de déploiement et de contrôle.</w:t>
+        <w:t xml:space="preserve">La conception de la mesure a précédé le développement : le protocole, les portes et les indicateurs d'abord, l'instrument ensuite. Le résultat : un binaire unique, sans dépendance d'exécution, avec ses tests par paquet, un assistant d'installation en sept étapes et dix-huit commandes de déploiement et de contrôle.</w:t>
       </w:r>
     </w:p>
     <w:p>
@@ -1798,6 +2138,142 @@
           <w:szCs w:val="24"/>
         </w:rPr>
         <w:t xml:space="preserve">Une campagne répétée, trois répétitions systématiques par cellule, qui montrerait l'écart d'échéance soixante contre quatre-vingt-dix-huit pour cent se refermer ou s'inverser sur le profil cellulaire. L'écart actuel est massif et cohérent avec la mécanique des files : mais la réponse exacte est celle-ci, la falsification possible est nommée, et la première perspective la met à l'épreuve.</w:t>
+      </w:r>
+    </w:p>
+    <w:p>
+      <w:pPr>
+        <w:spacing w:after="140" w:before="240" w:line="360"/>
+      </w:pPr>
+      <w:r>
+        <w:rPr>
+          <w:rFonts w:ascii="Times New Roman" w:cs="Times New Roman" w:eastAsia="Times New Roman" w:hAnsi="Times New Roman"/>
+          <w:b/>
+          <w:bCs/>
+          <w:sz w:val="26"/>
+          <w:szCs w:val="26"/>
+        </w:rPr>
+        <w:t xml:space="preserve">Quelle est la principale limite de ton travail ?</w:t>
+      </w:r>
+    </w:p>
+    <w:p>
+      <w:pPr>
+        <w:spacing w:after="120" w:line="360"/>
+        <w:ind w:firstLine="709"/>
+        <w:jc w:val="both"/>
+      </w:pPr>
+      <w:r>
+        <w:rPr>
+          <w:rFonts w:ascii="Times New Roman" w:cs="Times New Roman" w:eastAsia="Times New Roman" w:hAnsi="Times New Roman"/>
+          <w:b w:val="false"/>
+          <w:bCs w:val="false"/>
+          <w:i w:val="false"/>
+          <w:iCs w:val="false"/>
+          <w:sz w:val="24"/>
+          <w:szCs w:val="24"/>
+        </w:rPr>
+        <w:t xml:space="preserve">La question la plus posée en jury, toutes filières confondues, et le piège est de répondre une limite cosmétique. La vraie : les campagnes finales ne conduisent qu'une répétition par cellule — cela interdit les comparaisons fines entre disciplines voisines, pas les ordres de grandeur massifs. Ce que ça change : les conclusions sur les cellules à événement unique sont exploratoires. Ce qui est fait malgré elle : seize, douze et douze répétitions sur les vagues antérieures du profil cellulaire, cinquante-cinq sur la fibre, et trois répétitions systématiques en première perspective. Nommer, borner, mitiger : le jury hoche la tête.</w:t>
+      </w:r>
+    </w:p>
+    <w:p>
+      <w:pPr>
+        <w:spacing w:after="140" w:before="240" w:line="360"/>
+      </w:pPr>
+      <w:r>
+        <w:rPr>
+          <w:rFonts w:ascii="Times New Roman" w:cs="Times New Roman" w:eastAsia="Times New Roman" w:hAnsi="Times New Roman"/>
+          <w:b/>
+          <w:bCs/>
+          <w:sz w:val="26"/>
+          <w:szCs w:val="26"/>
+        </w:rPr>
+        <w:t xml:space="preserve">Si tu refaisais ce mémoire aujourd'hui, que changerais-tu ?</w:t>
+      </w:r>
+    </w:p>
+    <w:p>
+      <w:pPr>
+        <w:spacing w:after="120" w:line="360"/>
+        <w:ind w:firstLine="709"/>
+        <w:jc w:val="both"/>
+      </w:pPr>
+      <w:r>
+        <w:rPr>
+          <w:rFonts w:ascii="Times New Roman" w:cs="Times New Roman" w:eastAsia="Times New Roman" w:hAnsi="Times New Roman"/>
+          <w:b w:val="false"/>
+          <w:bCs w:val="false"/>
+          <w:i w:val="false"/>
+          <w:iCs w:val="false"/>
+          <w:sz w:val="24"/>
+          <w:szCs w:val="24"/>
+        </w:rPr>
+        <w:t xml:space="preserve">Question piège déguisée en question gentille : « rien » passe pour de l'aveuglement, tout démolir pour une disqualification. Un seul changement précis, motivé par ce qui a été appris en route : instrumenter le multi-flux dès le début plutôt qu'en fin de travail — l'équité inter-flux serait mesurée sur toutes les cellules au lieu d'une partie, et la première limite tomberait avec la seconde. Le jury vérifie que la démarche scientifique a été intégrée, pas que le travail était parfait du premier coup.</w:t>
+      </w:r>
+    </w:p>
+    <w:p>
+      <w:pPr>
+        <w:spacing w:after="140" w:before="240" w:line="360"/>
+      </w:pPr>
+      <w:r>
+        <w:rPr>
+          <w:rFonts w:ascii="Times New Roman" w:cs="Times New Roman" w:eastAsia="Times New Roman" w:hAnsi="Times New Roman"/>
+          <w:b/>
+          <w:bCs/>
+          <w:sz w:val="26"/>
+          <w:szCs w:val="26"/>
+        </w:rPr>
+        <w:t xml:space="preserve">Définis précisément ton concept central.</w:t>
+      </w:r>
+    </w:p>
+    <w:p>
+      <w:pPr>
+        <w:spacing w:after="120" w:line="360"/>
+        <w:ind w:firstLine="709"/>
+        <w:jc w:val="both"/>
+      </w:pPr>
+      <w:r>
+        <w:rPr>
+          <w:rFonts w:ascii="Times New Roman" w:cs="Times New Roman" w:eastAsia="Times New Roman" w:hAnsi="Times New Roman"/>
+          <w:b w:val="false"/>
+          <w:bCs w:val="false"/>
+          <w:i w:val="false"/>
+          <w:iCs w:val="false"/>
+          <w:sz w:val="24"/>
+          <w:szCs w:val="24"/>
+        </w:rPr>
+        <w:t xml:space="preserve">Le bufferbloat : la dégradation du temps de réponse causée par l'accumulation persistante de paquets dans des files d'attente surdimensionnées, sans perte visible ni baisse de débit — d'après Gettys et les auteurs du domaine, RFC 8290. L'opérationnalisation dans ce mémoire : l'écart entre la latence des petites requêtes au repos et sous charge saturante, mesuré en millisecondes, avec une échéance qui en fait un engagement vérifiable. Un concept bien défini se mesure ; celui-ci se mesure en trois fenêtres de trente, cent vingt et trente secondes.</w:t>
+      </w:r>
+    </w:p>
+    <w:p>
+      <w:pPr>
+        <w:spacing w:after="140" w:before="240" w:line="360"/>
+      </w:pPr>
+      <w:r>
+        <w:rPr>
+          <w:rFonts w:ascii="Times New Roman" w:cs="Times New Roman" w:eastAsia="Times New Roman" w:hAnsi="Times New Roman"/>
+          <w:b/>
+          <w:bCs/>
+          <w:sz w:val="26"/>
+          <w:szCs w:val="26"/>
+        </w:rPr>
+        <w:t xml:space="preserve">Y a-t-il des auteurs ou des outils importants que tu n'as pas cités ?</w:t>
+      </w:r>
+    </w:p>
+    <w:p>
+      <w:pPr>
+        <w:spacing w:after="120" w:line="360"/>
+        <w:ind w:firstLine="709"/>
+        <w:jc w:val="both"/>
+      </w:pPr>
+      <w:r>
+        <w:rPr>
+          <w:rFonts w:ascii="Times New Roman" w:cs="Times New Roman" w:eastAsia="Times New Roman" w:hAnsi="Times New Roman"/>
+          <w:b w:val="false"/>
+          <w:bCs w:val="false"/>
+          <w:i w:val="false"/>
+          <w:iCs w:val="false"/>
+          <w:sz w:val="24"/>
+          <w:szCs w:val="24"/>
+        </w:rPr>
+        <w:t xml:space="preserve">Honnêteté d'abord : la revue couvre les disciplines de file (RFC 8290, RFC 7928, RFC 8033), la mesure sous charge (Flent), la note grand public (Waveform) et le précédent réglementaire (FCC). Ce qui n'y est pas : la gestion de file programmable (eBPF, XDP), la qualité de service Wi-Fi (WMM) et les ordonnanceurs radio des opérateurs — trois couches réelles qui influencent les liens mesurés sans être modélisées. Critère d'inclusion appliqué : ce que l'institution peut configurer sur ses équipements. Le reste est nommé en perspective, pas caché.</w:t>
       </w:r>
     </w:p>
     <w:p>
